--- a/Ambar1_vacancy_research_2026-09.docx
+++ b/Ambar1_vacancy_research_2026-09.docx
@@ -265,7 +265,7 @@
           <w:sz w:val="18"/>
           <w:szCs w:val="18"/>
         </w:rPr>
-        <w:t xml:space="preserve">	3</w:t>
+        <w:t xml:space="preserve">	4</w:t>
       </w:r>
     </w:p>
     <w:p>
@@ -668,7 +668,7 @@
           <w:sz w:val="18"/>
           <w:szCs w:val="18"/>
         </w:rPr>
-        <w:t xml:space="preserve">	12</w:t>
+        <w:t xml:space="preserve">	13</w:t>
       </w:r>
     </w:p>
     <w:p>
@@ -707,6 +707,37 @@
         <w:tabs>
           <w:tab w:val="right" w:pos="10046" w:leader="dot"/>
         </w:tabs>
+        <w:spacing w:after="10" w:before="0"/>
+        <w:ind w:left="300"/>
+      </w:pPr>
+      <w:r>
+        <w:rPr>
+          <w:rFonts w:ascii="Georgia" w:cs="Georgia" w:eastAsia="Georgia" w:hAnsi="Georgia"/>
+          <w:b w:val="false"/>
+          <w:bCs w:val="false"/>
+          <w:color w:val="1F2328"/>
+          <w:sz w:val="18"/>
+          <w:szCs w:val="18"/>
+        </w:rPr>
+        <w:t xml:space="preserve">3.7. Проверка по ЦИАН: ставка, этаж и срок экспозиции</w:t>
+      </w:r>
+      <w:r>
+        <w:rPr>
+          <w:rFonts w:ascii="Georgia" w:cs="Georgia" w:eastAsia="Georgia" w:hAnsi="Georgia"/>
+          <w:b w:val="false"/>
+          <w:bCs w:val="false"/>
+          <w:color w:val="5B6570"/>
+          <w:sz w:val="18"/>
+          <w:szCs w:val="18"/>
+        </w:rPr>
+        <w:t xml:space="preserve">	15</w:t>
+      </w:r>
+    </w:p>
+    <w:p>
+      <w:pPr>
+        <w:tabs>
+          <w:tab w:val="right" w:pos="10046" w:leader="dot"/>
+        </w:tabs>
         <w:spacing w:after="30" w:before="90"/>
         <w:ind w:left="0"/>
       </w:pPr>
@@ -730,7 +761,7 @@
           <w:sz w:val="20"/>
           <w:szCs w:val="20"/>
         </w:rPr>
-        <w:t xml:space="preserve">	15</w:t>
+        <w:t xml:space="preserve">	17</w:t>
       </w:r>
     </w:p>
     <w:p>
@@ -761,7 +792,7 @@
           <w:sz w:val="18"/>
           <w:szCs w:val="18"/>
         </w:rPr>
-        <w:t xml:space="preserve">	15</w:t>
+        <w:t xml:space="preserve">	17</w:t>
       </w:r>
     </w:p>
     <w:p>
@@ -792,7 +823,7 @@
           <w:sz w:val="18"/>
           <w:szCs w:val="18"/>
         </w:rPr>
-        <w:t xml:space="preserve">	16</w:t>
+        <w:t xml:space="preserve">	18</w:t>
       </w:r>
     </w:p>
     <w:p>
@@ -823,7 +854,7 @@
           <w:sz w:val="18"/>
           <w:szCs w:val="18"/>
         </w:rPr>
-        <w:t xml:space="preserve">	19</w:t>
+        <w:t xml:space="preserve">	21</w:t>
       </w:r>
     </w:p>
     <w:p>
@@ -854,7 +885,7 @@
           <w:sz w:val="18"/>
           <w:szCs w:val="18"/>
         </w:rPr>
-        <w:t xml:space="preserve">	21</w:t>
+        <w:t xml:space="preserve">	23</w:t>
       </w:r>
     </w:p>
     <w:p>
@@ -885,7 +916,7 @@
           <w:sz w:val="20"/>
           <w:szCs w:val="20"/>
         </w:rPr>
-        <w:t xml:space="preserve">	23</w:t>
+        <w:t xml:space="preserve">	25</w:t>
       </w:r>
     </w:p>
     <w:p>
@@ -916,7 +947,7 @@
           <w:sz w:val="18"/>
           <w:szCs w:val="18"/>
         </w:rPr>
-        <w:t xml:space="preserve">	23</w:t>
+        <w:t xml:space="preserve">	25</w:t>
       </w:r>
     </w:p>
     <w:p>
@@ -947,7 +978,7 @@
           <w:sz w:val="18"/>
           <w:szCs w:val="18"/>
         </w:rPr>
-        <w:t xml:space="preserve">	24</w:t>
+        <w:t xml:space="preserve">	26</w:t>
       </w:r>
     </w:p>
     <w:p>
@@ -978,7 +1009,7 @@
           <w:sz w:val="20"/>
           <w:szCs w:val="20"/>
         </w:rPr>
-        <w:t xml:space="preserve">	25</w:t>
+        <w:t xml:space="preserve">	27</w:t>
       </w:r>
     </w:p>
     <w:p>
@@ -1009,7 +1040,7 @@
           <w:sz w:val="18"/>
           <w:szCs w:val="18"/>
         </w:rPr>
-        <w:t xml:space="preserve">	33</w:t>
+        <w:t xml:space="preserve">	35</w:t>
       </w:r>
     </w:p>
     <w:p>
@@ -1040,7 +1071,7 @@
           <w:sz w:val="20"/>
           <w:szCs w:val="20"/>
         </w:rPr>
-        <w:t xml:space="preserve">	34</w:t>
+        <w:t xml:space="preserve">	36</w:t>
       </w:r>
     </w:p>
     <w:p>
@@ -1071,7 +1102,7 @@
           <w:sz w:val="20"/>
           <w:szCs w:val="20"/>
         </w:rPr>
-        <w:t xml:space="preserve">	36</w:t>
+        <w:t xml:space="preserve">	38</w:t>
       </w:r>
     </w:p>
     <w:p>
@@ -1102,7 +1133,7 @@
           <w:sz w:val="20"/>
           <w:szCs w:val="20"/>
         </w:rPr>
-        <w:t xml:space="preserve">	38</w:t>
+        <w:t xml:space="preserve">	40</w:t>
       </w:r>
     </w:p>
     <w:p>
@@ -1133,7 +1164,7 @@
           <w:sz w:val="20"/>
           <w:szCs w:val="20"/>
         </w:rPr>
-        <w:t xml:space="preserve">	40</w:t>
+        <w:t xml:space="preserve">	42</w:t>
       </w:r>
     </w:p>
     <w:p>
@@ -1164,7 +1195,7 @@
           <w:sz w:val="18"/>
           <w:szCs w:val="18"/>
         </w:rPr>
-        <w:t xml:space="preserve">	40</w:t>
+        <w:t xml:space="preserve">	42</w:t>
       </w:r>
     </w:p>
     <w:p>
@@ -1195,7 +1226,7 @@
           <w:sz w:val="18"/>
           <w:szCs w:val="18"/>
         </w:rPr>
-        <w:t xml:space="preserve">	40</w:t>
+        <w:t xml:space="preserve">	42</w:t>
       </w:r>
     </w:p>
     <w:p>
@@ -1226,7 +1257,7 @@
           <w:sz w:val="18"/>
           <w:szCs w:val="18"/>
         </w:rPr>
-        <w:t xml:space="preserve">	40</w:t>
+        <w:t xml:space="preserve">	42</w:t>
       </w:r>
     </w:p>
     <w:p>
@@ -1257,7 +1288,7 @@
           <w:sz w:val="18"/>
           <w:szCs w:val="18"/>
         </w:rPr>
-        <w:t xml:space="preserve">	41</w:t>
+        <w:t xml:space="preserve">	43</w:t>
       </w:r>
     </w:p>
     <w:p>
@@ -1288,7 +1319,7 @@
           <w:sz w:val="18"/>
           <w:szCs w:val="18"/>
         </w:rPr>
-        <w:t xml:space="preserve">	42</w:t>
+        <w:t xml:space="preserve">	44</w:t>
       </w:r>
     </w:p>
     <w:p>
@@ -1335,9 +1366,85 @@
           <w:sz w:val="21"/>
           <w:szCs w:val="21"/>
         </w:rPr>
-        <w:t xml:space="preserve">Здание не является проблемой: архитектура современная, продуктовый якорь, аптека, пекарня, ПВЗ и цветочный магазин работают, рейтинг ТЦ 4,4 при 68 оценках, а посетители в отзывах ни разу не жалуются на пустоту. Проблема сосредоточена в лизинговой воронке: помещения продаются по ставкам, не соответствующим этажу, через единственный аффилированный канал, с ошибками в объявлениях, устаревшими материалами и позиционированием, под которое в этой локации нет рынка. Из восьми причин вакансии на управляемые приходится около 67% совокупного веса. Первый пакет мер стоит порядка 350 тыс. ₽ и по нашей модели даёт прирост NPV около 6,6 млн ₽ за три года.</w:t>
+        <w:t xml:space="preserve">Здание не является проблемой: архитектура современная, продуктовый якорь, аптека, пекарня, ПВЗ и цветочный магазин работают, рейтинг ТЦ 4,4 при 68 оценках, а посетители в отзывах ни разу не жалуются на пустоту. Проблема сосредоточена в лизинговой воронке: помещения продаются по ставкам, не соответствующим этажу, через единственный аффилированный канал, с ошибками в объявлениях, устаревшими материалами и позиционированием, под которое в этой локации нет рынка. Из восьми причин вакансии на управляемые приходится около 67% совокупного веса. Первый пакет мер стоит порядка 350 тыс. ₽ и по нашей модели даёт прирост NPV около 5,9 млн ₽ за три года.</w:t>
       </w:r>
     </w:p>
+    <w:tbl>
+      <w:tblPr>
+        <w:tblW w:type="dxa" w:w="10106"/>
+        <w:tblBorders>
+          <w:top w:val="none"/>
+          <w:left w:val="single" w:color="123A5F" w:sz="18"/>
+          <w:bottom w:val="none"/>
+          <w:right w:val="none"/>
+          <w:insideH w:val="none"/>
+          <w:insideV w:val="none"/>
+        </w:tblBorders>
+      </w:tblPr>
+      <w:tblGrid>
+        <w:gridCol w:w="10106"/>
+      </w:tblGrid>
+      <w:tr>
+        <w:tc>
+          <w:tcPr>
+            <w:tcW w:type="dxa" w:w="10106"/>
+            <w:shd w:fill="EEF2F6" w:color="auto" w:val="clear"/>
+            <w:tcMar>
+              <w:top w:type="dxa" w:w="130"/>
+              <w:left w:type="dxa" w:w="190"/>
+              <w:bottom w:type="dxa" w:w="130"/>
+              <w:right w:type="dxa" w:w="150"/>
+            </w:tcMar>
+          </w:tcPr>
+          <w:p>
+            <w:pPr>
+              <w:spacing w:after="60"/>
+            </w:pPr>
+            <w:r>
+              <w:rPr>
+                <w:rFonts w:ascii="Georgia" w:cs="Georgia" w:eastAsia="Georgia" w:hAnsi="Georgia"/>
+                <w:b/>
+                <w:bCs/>
+                <w:color w:val="123A5F"/>
+                <w:sz w:val="21"/>
+                <w:szCs w:val="21"/>
+              </w:rPr>
+              <w:t xml:space="preserve">Чем эта редакция отличается от первой</w:t>
+            </w:r>
+          </w:p>
+          <w:p>
+            <w:pPr>
+              <w:spacing w:after="50" w:line="258" w:lineRule="auto"/>
+              <w:jc w:val="both"/>
+            </w:pPr>
+            <w:r>
+              <w:rPr>
+                <w:rFonts w:ascii="Georgia" w:cs="Georgia" w:eastAsia="Georgia" w:hAnsi="Georgia"/>
+                <w:color w:val="1F2328"/>
+                <w:sz w:val="20"/>
+                <w:szCs w:val="20"/>
+              </w:rPr>
+              <w:t xml:space="preserve">Ставки и сроки экспозиции перепроверены прямой выгрузкой из ЦИАН: все 277 объявлений коммерческой аренды городского округа Красногорск и все 13 по селу Ильинское, полнота подтверждена сверкой со счётчиком самой площадки.</w:t>
+            </w:r>
+          </w:p>
+          <w:p>
+            <w:pPr>
+              <w:spacing w:after="50" w:line="258" w:lineRule="auto"/>
+              <w:jc w:val="both"/>
+            </w:pPr>
+            <w:r>
+              <w:rPr>
+                <w:rFonts w:ascii="Georgia" w:cs="Georgia" w:eastAsia="Georgia" w:hAnsi="Georgia"/>
+                <w:color w:val="1F2328"/>
+                <w:sz w:val="20"/>
+                <w:szCs w:val="20"/>
+              </w:rPr>
+              <w:t xml:space="preserve">Это дало то, чего нет у агрегаторов, — дату создания каждого объявления, то есть реальный срок экспозиции. Выяснилось, что несколько ставок, на которые опиралась первая редакция, сами по себе не находят арендатора годами. Рекомендации по помещениям №2 и №3 понижены, вывод по помещению №1 подтверждён.</w:t>
+            </w:r>
+          </w:p>
+        </w:tc>
+      </w:tr>
+    </w:tbl>
     <w:p>
       <w:pPr>
         <w:pStyle w:val="Heading2"/>
@@ -1854,7 +1961,24 @@
                 <w:sz w:val="17"/>
                 <w:szCs w:val="17"/>
               </w:rPr>
-              <w:t xml:space="preserve">на 27–60%</w:t>
+              <w:t xml:space="preserve">в 2,2 раза</w:t>
+            </w:r>
+          </w:p>
+          <w:p>
+            <w:pPr>
+              <w:spacing w:after="0" w:line="238" w:lineRule="auto"/>
+              <w:jc w:val="center"/>
+            </w:pPr>
+            <w:r>
+              <w:rPr>
+                <w:rFonts w:ascii="Verdana" w:cs="Verdana" w:eastAsia="Verdana" w:hAnsi="Verdana"/>
+                <w:b/>
+                <w:bCs/>
+                <w:color w:val="FFFFFF"/>
+                <w:sz w:val="17"/>
+                <w:szCs w:val="17"/>
+              </w:rPr>
+              <w:t xml:space="preserve">к медиане этажа</w:t>
             </w:r>
           </w:p>
         </w:tc>
@@ -1882,7 +2006,7 @@
                 <w:sz w:val="17"/>
                 <w:szCs w:val="17"/>
               </w:rPr>
-              <w:t xml:space="preserve">28 000–32 000 ₽/м²/год</w:t>
+              <w:t xml:space="preserve">24 000–26 000 ₽/м²/год</w:t>
             </w:r>
           </w:p>
           <w:p>
@@ -1897,7 +2021,7 @@
                 <w:sz w:val="17"/>
                 <w:szCs w:val="17"/>
               </w:rPr>
-              <w:t xml:space="preserve">92–106 тыс. ₽/мес</w:t>
+              <w:t xml:space="preserve">79–86 тыс. ₽/мес</w:t>
             </w:r>
           </w:p>
         </w:tc>
@@ -2092,7 +2216,7 @@
                 <w:sz w:val="17"/>
                 <w:szCs w:val="17"/>
               </w:rPr>
-              <w:t xml:space="preserve">20 000–24 000 ₽/м²/год</w:t>
+              <w:t xml:space="preserve">18 000–21 000 ₽/м²/год</w:t>
             </w:r>
           </w:p>
           <w:p>
@@ -2107,7 +2231,7 @@
                 <w:sz w:val="17"/>
                 <w:szCs w:val="17"/>
               </w:rPr>
-              <w:t xml:space="preserve">75–90 тыс. ₽/мес</w:t>
+              <w:t xml:space="preserve">68–79 тыс. ₽/мес</w:t>
             </w:r>
           </w:p>
         </w:tc>
@@ -2154,7 +2278,7 @@
           <w:sz w:val="16"/>
           <w:szCs w:val="16"/>
         </w:rPr>
-        <w:t xml:space="preserve">Расчёт: ₽/м²/год = ставка ₽/мес × 12 ÷ площадь. Источник ставок — объявления metrplus.com, обновлены 27.07.2026 и 12.08.2026.</w:t>
+        <w:t xml:space="preserve">Расчёт: ₽/м²/год = ставка ₽/мес × 12 ÷ площадь. Источник ставок — объявления metrplus.com, обновлены 27.07.2026 и 12.08.2026. Рекомендуемые ставки — по медианам когорт ЦИАН, подобранных по этажу и площади (раздел 3.7).</w:t>
       </w:r>
     </w:p>
     <w:p>
@@ -2197,7 +2321,7 @@
           <w:sz w:val="21"/>
           <w:szCs w:val="21"/>
         </w:rPr>
-        <w:t xml:space="preserve">В 100 метрах, в ТЦ «Ильинский», помещение 38 м² с современным ремонтом на 2-м этаже предлагается за 30 000 ₽/м²/год — мы просим 39 091 ₽/м²/год за фактически такой же лот. При этом в собственной презентации 2023 года владелец оценивал 2-й этаж в 2 000 ₽/м²/мес, а сегодня просит за малый блок того же этажа 3 258 ₽/м²/мес.</w:t>
+        <w:t xml:space="preserve">Медиана ставки 2-го этажа по 19 лотам городского округа — 18 072 ₽/м²/год. Мы просим 39 091, то есть в 2,2 раза больше. В 100 метрах, в ТЦ «Ильинский», сопоставимый блок 38 м² с современным ремонтом на 2-м этаже предлагается за 30 000 ₽/м²/год — и, по данным ЦИАН, стоит в экспозиции с 19 июля 2023 года, то есть 1157 дней. При этом в собственной презентации 2023 года владелец оценивал 2-й этаж в 2 000 ₽/м²/мес, а сегодня просит за малый блок того же этажа 3 258 ₽/м²/мес.</w:t>
       </w:r>
     </w:p>
     <w:p>
@@ -2223,7 +2347,7 @@
           <w:sz w:val="21"/>
           <w:szCs w:val="21"/>
         </w:rPr>
-        <w:t xml:space="preserve">Полный скан карты сайта дал ровно четыре объявления, все — на metrplus.com, аффилированном с собственником. На ЦИАН, Авито и Яндекс.Недвижимости объект не представлен. В объявлениях не указаны НДС, OPEX и коммунальные платежи — без них отдел развития сети не может посчитать полную занятость и не ставит объект в воронку. Кадастровый номер в двух объявлениях указан от соседнего здания.</w:t>
+        <w:t xml:space="preserve">Полный скан карты сайта дал ровно четыре объявления, все — на metrplus.com, аффилированном с собственником. Прямая выгрузка ЦИАН подтверждает: среди 277 объявлений коммерческой аренды всего округа нет ни одного по улице Ленина, 28. При этом соседний корпус того же собственника — ул. Ленина, 26, ТЦ «Амбар-2» — на ЦИАН размещён. Канал существует и работает, но 515 вакантных метров Корпуса I в него не заведены. Вдобавок в объявлениях не указаны НДС, OPEX и коммунальные платежи, а кадастровый номер в двух из них — от соседнего здания.</w:t>
       </w:r>
     </w:p>
     <w:p>
@@ -3210,7 +3334,7 @@
                 <w:sz w:val="17"/>
                 <w:szCs w:val="17"/>
               </w:rPr>
-              <w:t xml:space="preserve">Пересчитать ставки №2 и №3 к рынку; опубликовать НДС, OPEX, коммунальные, каникулы и условия индексации</w:t>
+              <w:t xml:space="preserve">Пересчитать ставки: №2 → 79–86 тыс. ₽/мес, №3 → 68–79 тыс. ₽/мес; опубликовать НДС, OPEX, коммунальные, каникулы и индексацию</w:t>
             </w:r>
           </w:p>
         </w:tc>
@@ -3454,7 +3578,7 @@
                 <w:sz w:val="17"/>
                 <w:szCs w:val="17"/>
               </w:rPr>
-              <w:t xml:space="preserve">Выйти на ЦИАН, Авито, Яндекс.Недвижимость; заказать профессиональную съёмку с планировками</w:t>
+              <w:t xml:space="preserve">Завести все три помещения на ЦИАН — туда, где уже размещён Корпус II, — плюс Авито и Яндекс.Недвижимость; заказать профессиональную съёмку с планировками</w:t>
             </w:r>
           </w:p>
         </w:tc>
@@ -3544,7 +3668,7 @@
                 <w:sz w:val="17"/>
                 <w:szCs w:val="17"/>
               </w:rPr>
-              <w:t xml:space="preserve">Снимает 18% веса; первый независимый канал за 3 года</w:t>
+              <w:t xml:space="preserve">Снимает 18% веса; объект впервые появляется там, где его ищут</w:t>
             </w:r>
           </w:p>
         </w:tc>
@@ -3864,7 +3988,7 @@
                 <w:sz w:val="20"/>
                 <w:szCs w:val="20"/>
               </w:rPr>
-              <w:t xml:space="preserve">Сценарий «коррекция цены и упаковки» при затратах 350 тыс. ₽ даёт NPV 6,23 млн ₽ — прирост 6,57 млн ₽.</w:t>
+              <w:t xml:space="preserve">Сценарий «коррекция цены и упаковки» при затратах 350 тыс. ₽ даёт NPV 5,53 млн ₽ — прирост 5,87 млн ₽.</w:t>
             </w:r>
           </w:p>
           <w:p>
@@ -3879,7 +4003,7 @@
                 <w:sz w:val="20"/>
                 <w:szCs w:val="20"/>
               </w:rPr>
-              <w:t xml:space="preserve">Лучший по NPV сценарий — якорь на льготной ставке в помещении №1: 9,10 млн ₽ при CAPEX 3,35 млн ₽.</w:t>
+              <w:t xml:space="preserve">Лучший по NPV сценарий — якорь на льготной ставке в помещении №1: 8,43 млн ₽ при CAPEX 3,35 млн ₽.</w:t>
             </w:r>
           </w:p>
         </w:tc>
@@ -6907,7 +7031,7 @@
           <w:sz w:val="21"/>
           <w:szCs w:val="21"/>
         </w:rPr>
-        <w:t xml:space="preserve">Собрано 43 сопоставимых предложения по четырём кластерам. Все ставки — запрашиваемые, без НДС и OPEX, если в источнике не указано иное. Пересчёт: ₽/м²/год = ставка ₽/мес × 12 ÷ площадь. Сбор данных — 18 сентября 2026 года.</w:t>
+        <w:t xml:space="preserve">Собрано 43 сопоставимых предложения по четырём кластерам, а затем вся выборка перепроверена прямой выгрузкой из ЦИАН — 277 объявлений коммерческой аренды городского округа Красногорск, из них 13 по селу Ильинское. Все ставки — запрашиваемые, без НДС и OPEX, если в источнике не указано иное. Пересчёт: ₽/м²/год = ставка ₽/мес × 12 ÷ площадь. Сбор данных — 18 сентября 2026 года.</w:t>
       </w:r>
     </w:p>
     <w:p>
@@ -7635,7 +7759,7 @@
                 <w:sz w:val="16"/>
                 <w:szCs w:val="16"/>
               </w:rPr>
-              <w:t xml:space="preserve">Современный ремонт. Опубликовано 15.09.2026 — клон нашего №2</w:t>
+              <w:t xml:space="preserve">Современный ремонт, клон нашего №2. По ЦИАН создано 19.07.2023 — 1157 дней в экспозиции</w:t>
             </w:r>
           </w:p>
         </w:tc>
@@ -11366,6 +11490,82 @@
         </w:drawing>
       </w:r>
     </w:p>
+    <w:tbl>
+      <w:tblPr>
+        <w:tblW w:type="dxa" w:w="10106"/>
+        <w:tblBorders>
+          <w:top w:val="none"/>
+          <w:left w:val="single" w:color="1B7A3D" w:sz="18"/>
+          <w:bottom w:val="none"/>
+          <w:right w:val="none"/>
+          <w:insideH w:val="none"/>
+          <w:insideV w:val="none"/>
+        </w:tblBorders>
+      </w:tblPr>
+      <w:tblGrid>
+        <w:gridCol w:w="10106"/>
+      </w:tblGrid>
+      <w:tr>
+        <w:tc>
+          <w:tcPr>
+            <w:tcW w:type="dxa" w:w="10106"/>
+            <w:shd w:fill="EFF7F0" w:color="auto" w:val="clear"/>
+            <w:tcMar>
+              <w:top w:type="dxa" w:w="130"/>
+              <w:left w:type="dxa" w:w="190"/>
+              <w:bottom w:type="dxa" w:w="130"/>
+              <w:right w:type="dxa" w:w="150"/>
+            </w:tcMar>
+          </w:tcPr>
+          <w:p>
+            <w:pPr>
+              <w:spacing w:after="60"/>
+            </w:pPr>
+            <w:r>
+              <w:rPr>
+                <w:rFonts w:ascii="Georgia" w:cs="Georgia" w:eastAsia="Georgia" w:hAnsi="Georgia"/>
+                <w:b/>
+                <w:bCs/>
+                <w:color w:val="1B7A3D"/>
+                <w:sz w:val="21"/>
+                <w:szCs w:val="21"/>
+              </w:rPr>
+              <w:t xml:space="preserve">Коэффициент подтверждён независимо</w:t>
+            </w:r>
+          </w:p>
+          <w:p>
+            <w:pPr>
+              <w:spacing w:after="50" w:line="258" w:lineRule="auto"/>
+              <w:jc w:val="both"/>
+            </w:pPr>
+            <w:r>
+              <w:rPr>
+                <w:rFonts w:ascii="Georgia" w:cs="Georgia" w:eastAsia="Georgia" w:hAnsi="Georgia"/>
+                <w:color w:val="1F2328"/>
+                <w:sz w:val="20"/>
+                <w:szCs w:val="20"/>
+              </w:rPr>
+              <w:t xml:space="preserve">Выведенный из парных предложений коэффициент 0,70–0,75 проверен на всей выборке ЦИАН: медиана 2-го этажа по округу 18 072 ₽/м²/год против 25 751 на первом. Отношение медиан — ровно 0,70. Для третьего этажа и выше — 0,66.</w:t>
+            </w:r>
+          </w:p>
+          <w:p>
+            <w:pPr>
+              <w:spacing w:after="50" w:line="258" w:lineRule="auto"/>
+              <w:jc w:val="both"/>
+            </w:pPr>
+            <w:r>
+              <w:rPr>
+                <w:rFonts w:ascii="Georgia" w:cs="Georgia" w:eastAsia="Georgia" w:hAnsi="Georgia"/>
+                <w:color w:val="1F2328"/>
+                <w:sz w:val="20"/>
+                <w:szCs w:val="20"/>
+              </w:rPr>
+              <w:t xml:space="preserve">Две независимые методики — пары внутри одного здания и медианы по 254 лотам — сошлись. Коэффициент можно использовать в переговорах как факт, а не как оценку.</w:t>
+            </w:r>
+          </w:p>
+        </w:tc>
+      </w:tr>
+    </w:tbl>
     <w:p>
       <w:pPr>
         <w:spacing w:after="110" w:before="0" w:line="264" w:lineRule="auto"/>
@@ -12814,7 +13014,7 @@
           <w:sz w:val="22"/>
           <w:szCs w:val="22"/>
         </w:rPr>
-        <w:t xml:space="preserve">Помещение №2 — ставка завышена на 27–60%</w:t>
+        <w:t xml:space="preserve">Помещение №2 — ставка завышена в 2,2 раза к медиане этажа</w:t>
       </w:r>
     </w:p>
     <w:p>
@@ -12829,7 +13029,170 @@
           <w:sz w:val="21"/>
           <w:szCs w:val="21"/>
         </w:rPr>
-        <w:t xml:space="preserve">Коридор для малых блоков 2-го этажа в Ильинском: A8 — 24 286, A2 — 30 000, A7 — 30 698 ₽/м²/год. Мы просим 39 091. Объект A2 — практически клон нашего лота: 38 м² против 39,6, тот же этаж, тот же «современный ремонт», расстояние 100 метров — и он на 30% дешевле. При сохранении текущей ставки арендатор просто уходит к соседу. Целевая ставка: 28 000–32 000 ₽/м²/год.</w:t>
+        <w:t xml:space="preserve">Медиана 2-го этажа по округу — 18 072 ₽/м²/год, мы просим 39 091. В когорте, подобранной по этажу и площади (блоки до 60 м² на 2-м этаже, девять лотов), медиана 28 000 ₽/м²/год, и мы выше неё на 40%.</w:t>
+      </w:r>
+    </w:p>
+    <w:p>
+      <w:pPr>
+        <w:spacing w:after="110" w:before="0" w:line="264" w:lineRule="auto"/>
+        <w:jc w:val="both"/>
+      </w:pPr>
+      <w:r>
+        <w:rPr>
+          <w:rFonts w:ascii="Georgia" w:cs="Georgia" w:eastAsia="Georgia" w:hAnsi="Georgia"/>
+          <w:b/>
+          <w:bCs/>
+          <w:color w:val="1F2328"/>
+          <w:sz w:val="21"/>
+          <w:szCs w:val="21"/>
+        </w:rPr>
+        <w:t xml:space="preserve">Но главное даёт не ставка, а срок экспозиции. </w:t>
+      </w:r>
+      <w:r>
+        <w:rPr>
+          <w:rFonts w:ascii="Georgia" w:cs="Georgia" w:eastAsia="Georgia" w:hAnsi="Georgia"/>
+          <w:color w:val="1F2328"/>
+          <w:sz w:val="21"/>
+          <w:szCs w:val="21"/>
+        </w:rPr>
+        <w:t xml:space="preserve">Когорта делится надвое. Лоты, выставленные по 26 400–30 000 ₽/м²/год, стоят 1002, 1157, 1486 и 2361 день — от трёх до шести с половиной лет. Лоты, выставленные по 24 286 и 28 000, появились 23 и 14 дней назад. Медиана свежих объявлений — 24 286 ₽/м²/год, медиана стоящих дольше года — 30 000.</w:t>
+      </w:r>
+    </w:p>
+    <w:tbl>
+      <w:tblPr>
+        <w:tblW w:type="dxa" w:w="10106"/>
+        <w:tblBorders>
+          <w:top w:val="none"/>
+          <w:left w:val="single" w:color="EB5757" w:sz="18"/>
+          <w:bottom w:val="none"/>
+          <w:right w:val="none"/>
+          <w:insideH w:val="none"/>
+          <w:insideV w:val="none"/>
+        </w:tblBorders>
+      </w:tblPr>
+      <w:tblGrid>
+        <w:gridCol w:w="10106"/>
+      </w:tblGrid>
+      <w:tr>
+        <w:tc>
+          <w:tcPr>
+            <w:tcW w:type="dxa" w:w="10106"/>
+            <w:shd w:fill="FDF0F0" w:color="auto" w:val="clear"/>
+            <w:tcMar>
+              <w:top w:type="dxa" w:w="130"/>
+              <w:left w:type="dxa" w:w="190"/>
+              <w:bottom w:type="dxa" w:w="130"/>
+              <w:right w:type="dxa" w:w="150"/>
+            </w:tcMar>
+          </w:tcPr>
+          <w:p>
+            <w:pPr>
+              <w:spacing w:after="60"/>
+            </w:pPr>
+            <w:r>
+              <w:rPr>
+                <w:rFonts w:ascii="Georgia" w:cs="Georgia" w:eastAsia="Georgia" w:hAnsi="Georgia"/>
+                <w:b/>
+                <w:bCs/>
+                <w:color w:val="EB5757"/>
+                <w:sz w:val="21"/>
+                <w:szCs w:val="21"/>
+              </w:rPr>
+              <w:t xml:space="preserve">Правка к первой редакции этого отчёта</w:t>
+            </w:r>
+          </w:p>
+          <w:p>
+            <w:pPr>
+              <w:spacing w:after="50" w:line="258" w:lineRule="auto"/>
+              <w:jc w:val="both"/>
+            </w:pPr>
+            <w:r>
+              <w:rPr>
+                <w:rFonts w:ascii="Georgia" w:cs="Georgia" w:eastAsia="Georgia" w:hAnsi="Georgia"/>
+                <w:color w:val="1F2328"/>
+                <w:sz w:val="20"/>
+                <w:szCs w:val="20"/>
+              </w:rPr>
+              <w:t xml:space="preserve">В первой редакции по помещению №2 рекомендовался коридор 28 000–32 000 ₽/м²/год. Он опирался на запрашиваемые ставки соседей, взятые у агрегаторов, — а там не видно, сколько объявление висит.</w:t>
+            </w:r>
+          </w:p>
+          <w:p>
+            <w:pPr>
+              <w:spacing w:after="50" w:line="258" w:lineRule="auto"/>
+              <w:jc w:val="both"/>
+            </w:pPr>
+            <w:r>
+              <w:rPr>
+                <w:rFonts w:ascii="Georgia" w:cs="Georgia" w:eastAsia="Georgia" w:hAnsi="Georgia"/>
+                <w:color w:val="1F2328"/>
+                <w:sz w:val="20"/>
+                <w:szCs w:val="20"/>
+              </w:rPr>
+              <w:t xml:space="preserve">Прямая выгрузка ЦИАН показала, что уровень 30 000 ₽/м²/год на 2-м этаже в этой локации не находит арендатора годами: два лота по 38 и 40 м² на улице Ленина, 11 стоят 1157 и 1486 дней именно по этой ставке. Ориентироваться на неё — значит повторить их результат.</w:t>
+            </w:r>
+          </w:p>
+          <w:p>
+            <w:pPr>
+              <w:spacing w:after="50" w:line="258" w:lineRule="auto"/>
+              <w:jc w:val="both"/>
+            </w:pPr>
+            <w:r>
+              <w:rPr>
+                <w:rFonts w:ascii="Georgia" w:cs="Georgia" w:eastAsia="Georgia" w:hAnsi="Georgia"/>
+                <w:color w:val="1F2328"/>
+                <w:sz w:val="20"/>
+                <w:szCs w:val="20"/>
+              </w:rPr>
+              <w:t xml:space="preserve">Исправленная рекомендация: 24 000–26 000 ₽/м²/год, то есть 79–86 тыс. ₽/мес.</w:t>
+            </w:r>
+          </w:p>
+        </w:tc>
+      </w:tr>
+    </w:tbl>
+    <w:p>
+      <w:pPr>
+        <w:spacing w:after="170" w:before="120"/>
+        <w:jc w:val="center"/>
+      </w:pPr>
+      <w:r>
+        <w:drawing>
+          <wp:inline distT="0" distB="0" distL="0" distR="0">
+            <wp:extent cx="5905500" cy="3228975"/>
+            <wp:effectExtent t="0" r="0" b="0" l="0"/>
+            <wp:docPr id="1" name="" descr="" title=""/>
+            <wp:cNvGraphicFramePr>
+              <a:graphicFrameLocks xmlns:a="http://schemas.openxmlformats.org/drawingml/2006/main" noChangeAspect="1"/>
+            </wp:cNvGraphicFramePr>
+            <a:graphic xmlns:a="http://schemas.openxmlformats.org/drawingml/2006/main">
+              <a:graphicData uri="http://schemas.openxmlformats.org/drawingml/2006/picture">
+                <pic:pic xmlns:pic="http://schemas.openxmlformats.org/drawingml/2006/picture">
+                  <pic:nvPicPr>
+                    <pic:cNvPr id="0" name="" descr=""/>
+                    <pic:cNvPicPr>
+                      <a:picLocks noChangeAspect="1" noChangeArrowheads="1"/>
+                    </pic:cNvPicPr>
+                  </pic:nvPicPr>
+                  <pic:blipFill>
+                    <a:blip r:embed="rId27" cstate="none"/>
+                    <a:srcRect/>
+                    <a:stretch>
+                      <a:fillRect/>
+                    </a:stretch>
+                  </pic:blipFill>
+                  <pic:spPr bwMode="auto">
+                    <a:xfrm>
+                      <a:off x="0" y="0"/>
+                      <a:ext cx="5905500" cy="3228975"/>
+                    </a:xfrm>
+                    <a:prstGeom prst="rect">
+                      <a:avLst/>
+                    </a:prstGeom>
+                  </pic:spPr>
+                </pic:pic>
+              </a:graphicData>
+            </a:graphic>
+          </wp:inline>
+        </w:drawing>
       </w:r>
     </w:p>
     <w:p>
@@ -12952,7 +13315,2049 @@
           <w:sz w:val="21"/>
           <w:szCs w:val="21"/>
         </w:rPr>
-        <w:t xml:space="preserve">мы просим 25 960 ₽/м²/год — ровно в коридоре 2-го этажа класса B+ у МКАД — находясь на 3-м этаже районного ТЦ в селе без общественного транспорта. Наша ставка выше, чем у офисов в бизнес-центре в Раздорах на Рублёвке (19 000–21 000 ₽/м²/год, 5-й этаж). Слово «офис» нужно снять, помещение переупаковать как готовую студию услуг. Целевая ставка: 20 000–24 000 ₽/м²/год.</w:t>
+        <w:t xml:space="preserve">мы просим 25 960 ₽/м²/год — ровно в коридоре 2-го этажа класса B+ у МКАД — находясь на 3-м этаже районного ТЦ в селе без общественного транспорта. Наша ставка выше, чем у офисов в бизнес-центре в Раздорах на Рублёвке (19 000–21 000 ₽/м²/год, 5-й этаж). Медиана третьего этажа и выше по округу — 17 050 ₽/м²/год, мы просим в 1,5 раза больше; медиана когорты «до 120 м², этаж 3 и выше» — 20 828. Слово «офис» нужно снять, помещение переупаковать как готовую студию услуг. </w:t>
+      </w:r>
+      <w:r>
+        <w:rPr>
+          <w:rFonts w:ascii="Georgia" w:cs="Georgia" w:eastAsia="Georgia" w:hAnsi="Georgia"/>
+          <w:b/>
+          <w:bCs/>
+          <w:color w:val="1F2328"/>
+          <w:sz w:val="21"/>
+          <w:szCs w:val="21"/>
+        </w:rPr>
+        <w:t xml:space="preserve">Исправленная целевая ставка: 18 000–21 000 ₽/м²/год (было 20 000–24 000 в первой редакции).</w:t>
+      </w:r>
+    </w:p>
+    <w:tbl>
+      <w:tblPr>
+        <w:tblW w:type="dxa" w:w="10106"/>
+        <w:tblBorders>
+          <w:top w:val="none"/>
+          <w:left w:val="single" w:color="B8860B" w:sz="18"/>
+          <w:bottom w:val="none"/>
+          <w:right w:val="none"/>
+          <w:insideH w:val="none"/>
+          <w:insideV w:val="none"/>
+        </w:tblBorders>
+      </w:tblPr>
+      <w:tblGrid>
+        <w:gridCol w:w="10106"/>
+      </w:tblGrid>
+      <w:tr>
+        <w:tc>
+          <w:tcPr>
+            <w:tcW w:type="dxa" w:w="10106"/>
+            <w:shd w:fill="FBF6EC" w:color="auto" w:val="clear"/>
+            <w:tcMar>
+              <w:top w:type="dxa" w:w="130"/>
+              <w:left w:type="dxa" w:w="190"/>
+              <w:bottom w:type="dxa" w:w="130"/>
+              <w:right w:type="dxa" w:w="150"/>
+            </w:tcMar>
+          </w:tcPr>
+          <w:p>
+            <w:pPr>
+              <w:spacing w:after="60"/>
+            </w:pPr>
+            <w:r>
+              <w:rPr>
+                <w:rFonts w:ascii="Georgia" w:cs="Georgia" w:eastAsia="Georgia" w:hAnsi="Georgia"/>
+                <w:b/>
+                <w:bCs/>
+                <w:color w:val="B8860B"/>
+                <w:sz w:val="21"/>
+                <w:szCs w:val="21"/>
+              </w:rPr>
+              <w:t xml:space="preserve">Офисный продукт в Ильинском существует — и за четыре года не сдался</w:t>
+            </w:r>
+          </w:p>
+          <w:p>
+            <w:pPr>
+              <w:spacing w:after="50" w:line="258" w:lineRule="auto"/>
+              <w:jc w:val="both"/>
+            </w:pPr>
+            <w:r>
+              <w:rPr>
+                <w:rFonts w:ascii="Georgia" w:cs="Georgia" w:eastAsia="Georgia" w:hAnsi="Georgia"/>
+                <w:color w:val="1F2328"/>
+                <w:sz w:val="20"/>
+                <w:szCs w:val="20"/>
+              </w:rPr>
+              <w:t xml:space="preserve">Первая редакция утверждала, что офисных объявлений в селе Ильинское нет вовсе. Выгрузка ЦИАН уточняет: одно есть. Лот 277458208 — «офис с кабинетом руководителя в офисном центре "Ильинский", отдельный вход с торца ТЦ, свободная парковка, помещение с новым ремонтом, в стоимость включено пользование переговорными, кухней и гардеробом». 40 м², 2-й этаж, 30 000 ₽/м²/год.</w:t>
+            </w:r>
+          </w:p>
+          <w:p>
+            <w:pPr>
+              <w:spacing w:after="50" w:line="258" w:lineRule="auto"/>
+              <w:jc w:val="both"/>
+            </w:pPr>
+            <w:r>
+              <w:rPr>
+                <w:rFonts w:ascii="Georgia" w:cs="Georgia" w:eastAsia="Georgia" w:hAnsi="Georgia"/>
+                <w:color w:val="1F2328"/>
+                <w:sz w:val="20"/>
+                <w:szCs w:val="20"/>
+              </w:rPr>
+              <w:t xml:space="preserve">В объявлении прямо сказано: «В аренду ещё не сдавалось». Дата создания — 24 августа 2022 года, то есть 1486 дней в экспозиции.</w:t>
+            </w:r>
+          </w:p>
+          <w:p>
+            <w:pPr>
+              <w:spacing w:after="50" w:line="258" w:lineRule="auto"/>
+              <w:jc w:val="both"/>
+            </w:pPr>
+            <w:r>
+              <w:rPr>
+                <w:rFonts w:ascii="Georgia" w:cs="Georgia" w:eastAsia="Georgia" w:hAnsi="Georgia"/>
+                <w:color w:val="1F2328"/>
+                <w:sz w:val="20"/>
+                <w:szCs w:val="20"/>
+              </w:rPr>
+              <w:t xml:space="preserve">Вывод от этого только усиливается. Офисный продукт здесь есть — с ремонтом, переговорными и парковкой, — и он четыре года не находит арендатора. Позиционирование «офис» в этой локации имеет не отсутствующий рынок, а доказанный отрицательный результат у соседа.</w:t>
+            </w:r>
+          </w:p>
+        </w:tc>
+      </w:tr>
+    </w:tbl>
+    <w:p>
+      <w:pPr>
+        <w:pStyle w:val="Heading2"/>
+        <w:spacing w:after="130" w:before="280"/>
+      </w:pPr>
+      <w:r>
+        <w:rPr>
+          <w:rFonts w:ascii="Georgia" w:cs="Georgia" w:eastAsia="Georgia" w:hAnsi="Georgia"/>
+          <w:b/>
+          <w:bCs/>
+          <w:color w:val="123A5F"/>
+          <w:sz w:val="26"/>
+          <w:szCs w:val="26"/>
+        </w:rPr>
+        <w:t xml:space="preserve">3.7. Проверка по ЦИАН: ставка, этаж и срок экспозиции</w:t>
+      </w:r>
+    </w:p>
+    <w:p>
+      <w:pPr>
+        <w:spacing w:after="110" w:before="0" w:line="264" w:lineRule="auto"/>
+        <w:jc w:val="both"/>
+      </w:pPr>
+      <w:r>
+        <w:rPr>
+          <w:rFonts w:ascii="Georgia" w:cs="Georgia" w:eastAsia="Georgia" w:hAnsi="Georgia"/>
+          <w:color w:val="1F2328"/>
+          <w:sz w:val="21"/>
+          <w:szCs w:val="21"/>
+        </w:rPr>
+        <w:t xml:space="preserve">ЦИАН и Авито в первой редакции отчёта данные не отдали: captcha и WAF-блокировка. Во второй редакции ЦИАН опрошен напрямую — через тот же API, которым пользуется его собственная выдача, из реального браузера. Выгружены все 277 объявлений коммерческой аренды городского округа Красногорск и все 13 по селу Ильинское; полнота подтверждена сверкой с собственным счётчиком площадки.</w:t>
+      </w:r>
+    </w:p>
+    <w:p>
+      <w:pPr>
+        <w:spacing w:after="110" w:before="0" w:line="264" w:lineRule="auto"/>
+        <w:jc w:val="both"/>
+      </w:pPr>
+      <w:r>
+        <w:rPr>
+          <w:rFonts w:ascii="Georgia" w:cs="Georgia" w:eastAsia="Georgia" w:hAnsi="Georgia"/>
+          <w:b/>
+          <w:bCs/>
+          <w:color w:val="1F2328"/>
+          <w:sz w:val="21"/>
+          <w:szCs w:val="21"/>
+        </w:rPr>
+        <w:t xml:space="preserve">Что это дало сверх агрегаторов. </w:t>
+      </w:r>
+      <w:r>
+        <w:rPr>
+          <w:rFonts w:ascii="Georgia" w:cs="Georgia" w:eastAsia="Georgia" w:hAnsi="Georgia"/>
+          <w:color w:val="1F2328"/>
+          <w:sz w:val="21"/>
+          <w:szCs w:val="21"/>
+        </w:rPr>
+        <w:t xml:space="preserve">Дату создания каждого объявления, а значит фактический срок экспозиции. Это меняет смысл всей выборки: запрашиваемая ставка показывает, чего хочет собственник, а срок экспозиции — согласен ли с этим рынок.</w:t>
+      </w:r>
+    </w:p>
+    <w:p>
+      <w:pPr>
+        <w:spacing w:after="170" w:before="120"/>
+        <w:jc w:val="center"/>
+      </w:pPr>
+      <w:r>
+        <w:drawing>
+          <wp:inline distT="0" distB="0" distL="0" distR="0">
+            <wp:extent cx="6286500" cy="2466975"/>
+            <wp:effectExtent t="0" r="0" b="0" l="0"/>
+            <wp:docPr id="1" name="" descr="" title=""/>
+            <wp:cNvGraphicFramePr>
+              <a:graphicFrameLocks xmlns:a="http://schemas.openxmlformats.org/drawingml/2006/main" noChangeAspect="1"/>
+            </wp:cNvGraphicFramePr>
+            <a:graphic xmlns:a="http://schemas.openxmlformats.org/drawingml/2006/main">
+              <a:graphicData uri="http://schemas.openxmlformats.org/drawingml/2006/picture">
+                <pic:pic xmlns:pic="http://schemas.openxmlformats.org/drawingml/2006/picture">
+                  <pic:nvPicPr>
+                    <pic:cNvPr id="0" name="" descr=""/>
+                    <pic:cNvPicPr>
+                      <a:picLocks noChangeAspect="1" noChangeArrowheads="1"/>
+                    </pic:cNvPicPr>
+                  </pic:nvPicPr>
+                  <pic:blipFill>
+                    <a:blip r:embed="rId28" cstate="none"/>
+                    <a:srcRect/>
+                    <a:stretch>
+                      <a:fillRect/>
+                    </a:stretch>
+                  </pic:blipFill>
+                  <pic:spPr bwMode="auto">
+                    <a:xfrm>
+                      <a:off x="0" y="0"/>
+                      <a:ext cx="6286500" cy="2466975"/>
+                    </a:xfrm>
+                    <a:prstGeom prst="rect">
+                      <a:avLst/>
+                    </a:prstGeom>
+                  </pic:spPr>
+                </pic:pic>
+              </a:graphicData>
+            </a:graphic>
+          </wp:inline>
+        </w:drawing>
+      </w:r>
+    </w:p>
+    <w:tbl>
+      <w:tblPr>
+        <w:tblW w:type="dxa" w:w="10106"/>
+        <w:tblBorders>
+          <w:top w:val="single" w:color="D6DBE0" w:sz="4"/>
+          <w:left w:val="single" w:color="D6DBE0" w:sz="4"/>
+          <w:bottom w:val="single" w:color="D6DBE0" w:sz="4"/>
+          <w:right w:val="single" w:color="D6DBE0" w:sz="4"/>
+          <w:insideH w:val="single" w:color="D6DBE0" w:sz="3"/>
+          <w:insideV w:val="single" w:color="D6DBE0" w:sz="3"/>
+        </w:tblBorders>
+      </w:tblPr>
+      <w:tblGrid>
+        <w:gridCol w:w="1500"/>
+        <w:gridCol w:w="900"/>
+        <w:gridCol w:w="1900"/>
+        <w:gridCol w:w="2000"/>
+        <w:gridCol w:w="1900"/>
+        <w:gridCol w:w="1906"/>
+      </w:tblGrid>
+      <w:tr>
+        <w:trPr>
+          <w:tblHeader/>
+        </w:trPr>
+        <w:tc>
+          <w:tcPr>
+            <w:tcW w:type="dxa" w:w="1500"/>
+            <w:shd w:fill="123A5F" w:color="auto" w:val="clear"/>
+            <w:tcMar>
+              <w:top w:type="dxa" w:w="70"/>
+              <w:left w:type="dxa" w:w="80"/>
+              <w:bottom w:type="dxa" w:w="70"/>
+              <w:right w:type="dxa" w:w="80"/>
+            </w:tcMar>
+            <w:vAlign w:val="center"/>
+          </w:tcPr>
+          <w:p>
+            <w:pPr>
+              <w:spacing w:after="0"/>
+              <w:jc w:val="center"/>
+            </w:pPr>
+            <w:r>
+              <w:rPr>
+                <w:rFonts w:ascii="Verdana" w:cs="Verdana" w:eastAsia="Verdana" w:hAnsi="Verdana"/>
+                <w:b/>
+                <w:bCs/>
+                <w:color w:val="FFFFFF"/>
+                <w:sz w:val="17"/>
+                <w:szCs w:val="17"/>
+              </w:rPr>
+              <w:t xml:space="preserve">Этаж</w:t>
+            </w:r>
+          </w:p>
+        </w:tc>
+        <w:tc>
+          <w:tcPr>
+            <w:tcW w:type="dxa" w:w="900"/>
+            <w:shd w:fill="123A5F" w:color="auto" w:val="clear"/>
+            <w:tcMar>
+              <w:top w:type="dxa" w:w="70"/>
+              <w:left w:type="dxa" w:w="80"/>
+              <w:bottom w:type="dxa" w:w="70"/>
+              <w:right w:type="dxa" w:w="80"/>
+            </w:tcMar>
+            <w:vAlign w:val="center"/>
+          </w:tcPr>
+          <w:p>
+            <w:pPr>
+              <w:spacing w:after="0"/>
+              <w:jc w:val="center"/>
+            </w:pPr>
+            <w:r>
+              <w:rPr>
+                <w:rFonts w:ascii="Verdana" w:cs="Verdana" w:eastAsia="Verdana" w:hAnsi="Verdana"/>
+                <w:b/>
+                <w:bCs/>
+                <w:color w:val="FFFFFF"/>
+                <w:sz w:val="17"/>
+                <w:szCs w:val="17"/>
+              </w:rPr>
+              <w:t xml:space="preserve">Лотов</w:t>
+            </w:r>
+          </w:p>
+        </w:tc>
+        <w:tc>
+          <w:tcPr>
+            <w:tcW w:type="dxa" w:w="1900"/>
+            <w:shd w:fill="123A5F" w:color="auto" w:val="clear"/>
+            <w:tcMar>
+              <w:top w:type="dxa" w:w="70"/>
+              <w:left w:type="dxa" w:w="80"/>
+              <w:bottom w:type="dxa" w:w="70"/>
+              <w:right w:type="dxa" w:w="80"/>
+            </w:tcMar>
+            <w:vAlign w:val="center"/>
+          </w:tcPr>
+          <w:p>
+            <w:pPr>
+              <w:spacing w:after="0"/>
+              <w:jc w:val="center"/>
+            </w:pPr>
+            <w:r>
+              <w:rPr>
+                <w:rFonts w:ascii="Verdana" w:cs="Verdana" w:eastAsia="Verdana" w:hAnsi="Verdana"/>
+                <w:b/>
+                <w:bCs/>
+                <w:color w:val="FFFFFF"/>
+                <w:sz w:val="17"/>
+                <w:szCs w:val="17"/>
+              </w:rPr>
+              <w:t xml:space="preserve">Медиана, ₽/м²/год</w:t>
+            </w:r>
+          </w:p>
+        </w:tc>
+        <w:tc>
+          <w:tcPr>
+            <w:tcW w:type="dxa" w:w="2000"/>
+            <w:shd w:fill="123A5F" w:color="auto" w:val="clear"/>
+            <w:tcMar>
+              <w:top w:type="dxa" w:w="70"/>
+              <w:left w:type="dxa" w:w="80"/>
+              <w:bottom w:type="dxa" w:w="70"/>
+              <w:right w:type="dxa" w:w="80"/>
+            </w:tcMar>
+            <w:vAlign w:val="center"/>
+          </w:tcPr>
+          <w:p>
+            <w:pPr>
+              <w:spacing w:after="0"/>
+              <w:jc w:val="center"/>
+            </w:pPr>
+            <w:r>
+              <w:rPr>
+                <w:rFonts w:ascii="Verdana" w:cs="Verdana" w:eastAsia="Verdana" w:hAnsi="Verdana"/>
+                <w:b/>
+                <w:bCs/>
+                <w:color w:val="FFFFFF"/>
+                <w:sz w:val="17"/>
+                <w:szCs w:val="17"/>
+              </w:rPr>
+              <w:t xml:space="preserve">Квартили</w:t>
+            </w:r>
+          </w:p>
+        </w:tc>
+        <w:tc>
+          <w:tcPr>
+            <w:tcW w:type="dxa" w:w="1900"/>
+            <w:shd w:fill="123A5F" w:color="auto" w:val="clear"/>
+            <w:tcMar>
+              <w:top w:type="dxa" w:w="70"/>
+              <w:left w:type="dxa" w:w="80"/>
+              <w:bottom w:type="dxa" w:w="70"/>
+              <w:right w:type="dxa" w:w="80"/>
+            </w:tcMar>
+            <w:vAlign w:val="center"/>
+          </w:tcPr>
+          <w:p>
+            <w:pPr>
+              <w:spacing w:after="0"/>
+              <w:jc w:val="center"/>
+            </w:pPr>
+            <w:r>
+              <w:rPr>
+                <w:rFonts w:ascii="Verdana" w:cs="Verdana" w:eastAsia="Verdana" w:hAnsi="Verdana"/>
+                <w:b/>
+                <w:bCs/>
+                <w:color w:val="FFFFFF"/>
+                <w:sz w:val="17"/>
+                <w:szCs w:val="17"/>
+              </w:rPr>
+              <w:t xml:space="preserve">Медиана экспозиции</w:t>
+            </w:r>
+          </w:p>
+        </w:tc>
+        <w:tc>
+          <w:tcPr>
+            <w:tcW w:type="dxa" w:w="1906"/>
+            <w:shd w:fill="123A5F" w:color="auto" w:val="clear"/>
+            <w:tcMar>
+              <w:top w:type="dxa" w:w="70"/>
+              <w:left w:type="dxa" w:w="80"/>
+              <w:bottom w:type="dxa" w:w="70"/>
+              <w:right w:type="dxa" w:w="80"/>
+            </w:tcMar>
+            <w:vAlign w:val="center"/>
+          </w:tcPr>
+          <w:p>
+            <w:pPr>
+              <w:spacing w:after="0"/>
+              <w:jc w:val="center"/>
+            </w:pPr>
+            <w:r>
+              <w:rPr>
+                <w:rFonts w:ascii="Verdana" w:cs="Verdana" w:eastAsia="Verdana" w:hAnsi="Verdana"/>
+                <w:b/>
+                <w:bCs/>
+                <w:color w:val="FFFFFF"/>
+                <w:sz w:val="17"/>
+                <w:szCs w:val="17"/>
+              </w:rPr>
+              <w:t xml:space="preserve">Стоят дольше года</w:t>
+            </w:r>
+          </w:p>
+        </w:tc>
+      </w:tr>
+      <w:tr>
+        <w:tc>
+          <w:tcPr>
+            <w:tcW w:type="dxa" w:w="1500"/>
+            <w:shd w:fill="FFFFFF" w:color="auto" w:val="clear"/>
+            <w:tcMar>
+              <w:top w:type="dxa" w:w="60"/>
+              <w:left w:type="dxa" w:w="80"/>
+              <w:bottom w:type="dxa" w:w="60"/>
+              <w:right w:type="dxa" w:w="80"/>
+            </w:tcMar>
+            <w:vAlign w:val="center"/>
+          </w:tcPr>
+          <w:p>
+            <w:pPr>
+              <w:spacing w:after="0" w:line="238" w:lineRule="auto"/>
+              <w:jc w:val="left"/>
+            </w:pPr>
+            <w:r>
+              <w:rPr>
+                <w:rFonts w:ascii="Verdana" w:cs="Verdana" w:eastAsia="Verdana" w:hAnsi="Verdana"/>
+                <w:b w:val="false"/>
+                <w:bCs w:val="false"/>
+                <w:color w:val="1F2328"/>
+                <w:sz w:val="17"/>
+                <w:szCs w:val="17"/>
+              </w:rPr>
+              <w:t xml:space="preserve">Цоколь (−1)</w:t>
+            </w:r>
+          </w:p>
+        </w:tc>
+        <w:tc>
+          <w:tcPr>
+            <w:tcW w:type="dxa" w:w="900"/>
+            <w:shd w:fill="FFFFFF" w:color="auto" w:val="clear"/>
+            <w:tcMar>
+              <w:top w:type="dxa" w:w="60"/>
+              <w:left w:type="dxa" w:w="80"/>
+              <w:bottom w:type="dxa" w:w="60"/>
+              <w:right w:type="dxa" w:w="80"/>
+            </w:tcMar>
+            <w:vAlign w:val="center"/>
+          </w:tcPr>
+          <w:p>
+            <w:pPr>
+              <w:spacing w:after="0" w:line="238" w:lineRule="auto"/>
+              <w:jc w:val="center"/>
+            </w:pPr>
+            <w:r>
+              <w:rPr>
+                <w:rFonts w:ascii="Verdana" w:cs="Verdana" w:eastAsia="Verdana" w:hAnsi="Verdana"/>
+                <w:b w:val="false"/>
+                <w:bCs w:val="false"/>
+                <w:color w:val="1F2328"/>
+                <w:sz w:val="17"/>
+                <w:szCs w:val="17"/>
+              </w:rPr>
+              <w:t xml:space="preserve">16</w:t>
+            </w:r>
+          </w:p>
+        </w:tc>
+        <w:tc>
+          <w:tcPr>
+            <w:tcW w:type="dxa" w:w="1900"/>
+            <w:shd w:fill="FFFFFF" w:color="auto" w:val="clear"/>
+            <w:tcMar>
+              <w:top w:type="dxa" w:w="60"/>
+              <w:left w:type="dxa" w:w="80"/>
+              <w:bottom w:type="dxa" w:w="60"/>
+              <w:right w:type="dxa" w:w="80"/>
+            </w:tcMar>
+            <w:vAlign w:val="center"/>
+          </w:tcPr>
+          <w:p>
+            <w:pPr>
+              <w:spacing w:after="0" w:line="238" w:lineRule="auto"/>
+              <w:jc w:val="center"/>
+            </w:pPr>
+            <w:r>
+              <w:rPr>
+                <w:rFonts w:ascii="Verdana" w:cs="Verdana" w:eastAsia="Verdana" w:hAnsi="Verdana"/>
+                <w:b w:val="false"/>
+                <w:bCs w:val="false"/>
+                <w:color w:val="1F2328"/>
+                <w:sz w:val="17"/>
+                <w:szCs w:val="17"/>
+              </w:rPr>
+              <w:t xml:space="preserve">12 494</w:t>
+            </w:r>
+          </w:p>
+        </w:tc>
+        <w:tc>
+          <w:tcPr>
+            <w:tcW w:type="dxa" w:w="2000"/>
+            <w:shd w:fill="FFFFFF" w:color="auto" w:val="clear"/>
+            <w:tcMar>
+              <w:top w:type="dxa" w:w="60"/>
+              <w:left w:type="dxa" w:w="80"/>
+              <w:bottom w:type="dxa" w:w="60"/>
+              <w:right w:type="dxa" w:w="80"/>
+            </w:tcMar>
+            <w:vAlign w:val="center"/>
+          </w:tcPr>
+          <w:p>
+            <w:pPr>
+              <w:spacing w:after="0" w:line="238" w:lineRule="auto"/>
+              <w:jc w:val="center"/>
+            </w:pPr>
+            <w:r>
+              <w:rPr>
+                <w:rFonts w:ascii="Verdana" w:cs="Verdana" w:eastAsia="Verdana" w:hAnsi="Verdana"/>
+                <w:b w:val="false"/>
+                <w:bCs w:val="false"/>
+                <w:color w:val="1F2328"/>
+                <w:sz w:val="17"/>
+                <w:szCs w:val="17"/>
+              </w:rPr>
+              <w:t xml:space="preserve">10 800 – 15 882</w:t>
+            </w:r>
+          </w:p>
+        </w:tc>
+        <w:tc>
+          <w:tcPr>
+            <w:tcW w:type="dxa" w:w="1900"/>
+            <w:shd w:fill="FFFFFF" w:color="auto" w:val="clear"/>
+            <w:tcMar>
+              <w:top w:type="dxa" w:w="60"/>
+              <w:left w:type="dxa" w:w="80"/>
+              <w:bottom w:type="dxa" w:w="60"/>
+              <w:right w:type="dxa" w:w="80"/>
+            </w:tcMar>
+            <w:vAlign w:val="center"/>
+          </w:tcPr>
+          <w:p>
+            <w:pPr>
+              <w:spacing w:after="0" w:line="238" w:lineRule="auto"/>
+              <w:jc w:val="center"/>
+            </w:pPr>
+            <w:r>
+              <w:rPr>
+                <w:rFonts w:ascii="Verdana" w:cs="Verdana" w:eastAsia="Verdana" w:hAnsi="Verdana"/>
+                <w:b w:val="false"/>
+                <w:bCs w:val="false"/>
+                <w:color w:val="1F2328"/>
+                <w:sz w:val="17"/>
+                <w:szCs w:val="17"/>
+              </w:rPr>
+              <w:t xml:space="preserve">82 дня</w:t>
+            </w:r>
+          </w:p>
+        </w:tc>
+        <w:tc>
+          <w:tcPr>
+            <w:tcW w:type="dxa" w:w="1906"/>
+            <w:shd w:fill="FFFFFF" w:color="auto" w:val="clear"/>
+            <w:tcMar>
+              <w:top w:type="dxa" w:w="60"/>
+              <w:left w:type="dxa" w:w="80"/>
+              <w:bottom w:type="dxa" w:w="60"/>
+              <w:right w:type="dxa" w:w="80"/>
+            </w:tcMar>
+            <w:vAlign w:val="center"/>
+          </w:tcPr>
+          <w:p>
+            <w:pPr>
+              <w:spacing w:after="0" w:line="238" w:lineRule="auto"/>
+              <w:jc w:val="center"/>
+            </w:pPr>
+            <w:r>
+              <w:rPr>
+                <w:rFonts w:ascii="Verdana" w:cs="Verdana" w:eastAsia="Verdana" w:hAnsi="Verdana"/>
+                <w:b w:val="false"/>
+                <w:bCs w:val="false"/>
+                <w:color w:val="1F2328"/>
+                <w:sz w:val="17"/>
+                <w:szCs w:val="17"/>
+              </w:rPr>
+              <w:t xml:space="preserve">19%</w:t>
+            </w:r>
+          </w:p>
+        </w:tc>
+      </w:tr>
+      <w:tr>
+        <w:tc>
+          <w:tcPr>
+            <w:tcW w:type="dxa" w:w="1500"/>
+            <w:shd w:fill="F2F5F8" w:color="auto" w:val="clear"/>
+            <w:tcMar>
+              <w:top w:type="dxa" w:w="60"/>
+              <w:left w:type="dxa" w:w="80"/>
+              <w:bottom w:type="dxa" w:w="60"/>
+              <w:right w:type="dxa" w:w="80"/>
+            </w:tcMar>
+            <w:vAlign w:val="center"/>
+          </w:tcPr>
+          <w:p>
+            <w:pPr>
+              <w:spacing w:after="0" w:line="238" w:lineRule="auto"/>
+              <w:jc w:val="left"/>
+            </w:pPr>
+            <w:r>
+              <w:rPr>
+                <w:rFonts w:ascii="Verdana" w:cs="Verdana" w:eastAsia="Verdana" w:hAnsi="Verdana"/>
+                <w:b/>
+                <w:bCs/>
+                <w:color w:val="1F2328"/>
+                <w:sz w:val="17"/>
+                <w:szCs w:val="17"/>
+              </w:rPr>
+              <w:t xml:space="preserve">1-й этаж</w:t>
+            </w:r>
+          </w:p>
+        </w:tc>
+        <w:tc>
+          <w:tcPr>
+            <w:tcW w:type="dxa" w:w="900"/>
+            <w:shd w:fill="F2F5F8" w:color="auto" w:val="clear"/>
+            <w:tcMar>
+              <w:top w:type="dxa" w:w="60"/>
+              <w:left w:type="dxa" w:w="80"/>
+              <w:bottom w:type="dxa" w:w="60"/>
+              <w:right w:type="dxa" w:w="80"/>
+            </w:tcMar>
+            <w:vAlign w:val="center"/>
+          </w:tcPr>
+          <w:p>
+            <w:pPr>
+              <w:spacing w:after="0" w:line="238" w:lineRule="auto"/>
+              <w:jc w:val="center"/>
+            </w:pPr>
+            <w:r>
+              <w:rPr>
+                <w:rFonts w:ascii="Verdana" w:cs="Verdana" w:eastAsia="Verdana" w:hAnsi="Verdana"/>
+                <w:b w:val="false"/>
+                <w:bCs w:val="false"/>
+                <w:color w:val="1F2328"/>
+                <w:sz w:val="17"/>
+                <w:szCs w:val="17"/>
+              </w:rPr>
+              <w:t xml:space="preserve">195</w:t>
+            </w:r>
+          </w:p>
+        </w:tc>
+        <w:tc>
+          <w:tcPr>
+            <w:tcW w:type="dxa" w:w="1900"/>
+            <w:shd w:fill="F2F5F8" w:color="auto" w:val="clear"/>
+            <w:tcMar>
+              <w:top w:type="dxa" w:w="60"/>
+              <w:left w:type="dxa" w:w="80"/>
+              <w:bottom w:type="dxa" w:w="60"/>
+              <w:right w:type="dxa" w:w="80"/>
+            </w:tcMar>
+            <w:vAlign w:val="center"/>
+          </w:tcPr>
+          <w:p>
+            <w:pPr>
+              <w:spacing w:after="0" w:line="238" w:lineRule="auto"/>
+              <w:jc w:val="center"/>
+            </w:pPr>
+            <w:r>
+              <w:rPr>
+                <w:rFonts w:ascii="Verdana" w:cs="Verdana" w:eastAsia="Verdana" w:hAnsi="Verdana"/>
+                <w:b/>
+                <w:bCs/>
+                <w:color w:val="1F2328"/>
+                <w:sz w:val="17"/>
+                <w:szCs w:val="17"/>
+              </w:rPr>
+              <w:t xml:space="preserve">25 751</w:t>
+            </w:r>
+          </w:p>
+        </w:tc>
+        <w:tc>
+          <w:tcPr>
+            <w:tcW w:type="dxa" w:w="2000"/>
+            <w:shd w:fill="F2F5F8" w:color="auto" w:val="clear"/>
+            <w:tcMar>
+              <w:top w:type="dxa" w:w="60"/>
+              <w:left w:type="dxa" w:w="80"/>
+              <w:bottom w:type="dxa" w:w="60"/>
+              <w:right w:type="dxa" w:w="80"/>
+            </w:tcMar>
+            <w:vAlign w:val="center"/>
+          </w:tcPr>
+          <w:p>
+            <w:pPr>
+              <w:spacing w:after="0" w:line="238" w:lineRule="auto"/>
+              <w:jc w:val="center"/>
+            </w:pPr>
+            <w:r>
+              <w:rPr>
+                <w:rFonts w:ascii="Verdana" w:cs="Verdana" w:eastAsia="Verdana" w:hAnsi="Verdana"/>
+                <w:b w:val="false"/>
+                <w:bCs w:val="false"/>
+                <w:color w:val="1F2328"/>
+                <w:sz w:val="17"/>
+                <w:szCs w:val="17"/>
+              </w:rPr>
+              <w:t xml:space="preserve">17 231 – 34 286</w:t>
+            </w:r>
+          </w:p>
+        </w:tc>
+        <w:tc>
+          <w:tcPr>
+            <w:tcW w:type="dxa" w:w="1900"/>
+            <w:shd w:fill="F2F5F8" w:color="auto" w:val="clear"/>
+            <w:tcMar>
+              <w:top w:type="dxa" w:w="60"/>
+              <w:left w:type="dxa" w:w="80"/>
+              <w:bottom w:type="dxa" w:w="60"/>
+              <w:right w:type="dxa" w:w="80"/>
+            </w:tcMar>
+            <w:vAlign w:val="center"/>
+          </w:tcPr>
+          <w:p>
+            <w:pPr>
+              <w:spacing w:after="0" w:line="238" w:lineRule="auto"/>
+              <w:jc w:val="center"/>
+            </w:pPr>
+            <w:r>
+              <w:rPr>
+                <w:rFonts w:ascii="Verdana" w:cs="Verdana" w:eastAsia="Verdana" w:hAnsi="Verdana"/>
+                <w:b/>
+                <w:bCs/>
+                <w:color w:val="1F2328"/>
+                <w:sz w:val="17"/>
+                <w:szCs w:val="17"/>
+              </w:rPr>
+              <w:t xml:space="preserve">56 дней</w:t>
+            </w:r>
+          </w:p>
+        </w:tc>
+        <w:tc>
+          <w:tcPr>
+            <w:tcW w:type="dxa" w:w="1906"/>
+            <w:shd w:fill="F2F5F8" w:color="auto" w:val="clear"/>
+            <w:tcMar>
+              <w:top w:type="dxa" w:w="60"/>
+              <w:left w:type="dxa" w:w="80"/>
+              <w:bottom w:type="dxa" w:w="60"/>
+              <w:right w:type="dxa" w:w="80"/>
+            </w:tcMar>
+            <w:vAlign w:val="center"/>
+          </w:tcPr>
+          <w:p>
+            <w:pPr>
+              <w:spacing w:after="0" w:line="238" w:lineRule="auto"/>
+              <w:jc w:val="center"/>
+            </w:pPr>
+            <w:r>
+              <w:rPr>
+                <w:rFonts w:ascii="Verdana" w:cs="Verdana" w:eastAsia="Verdana" w:hAnsi="Verdana"/>
+                <w:b/>
+                <w:bCs/>
+                <w:color w:val="1F2328"/>
+                <w:sz w:val="17"/>
+                <w:szCs w:val="17"/>
+              </w:rPr>
+              <w:t xml:space="preserve">10%</w:t>
+            </w:r>
+          </w:p>
+        </w:tc>
+      </w:tr>
+      <w:tr>
+        <w:tc>
+          <w:tcPr>
+            <w:tcW w:type="dxa" w:w="1500"/>
+            <w:shd w:fill="FDF1E7" w:color="auto" w:val="clear"/>
+            <w:tcMar>
+              <w:top w:type="dxa" w:w="60"/>
+              <w:left w:type="dxa" w:w="80"/>
+              <w:bottom w:type="dxa" w:w="60"/>
+              <w:right w:type="dxa" w:w="80"/>
+            </w:tcMar>
+            <w:vAlign w:val="center"/>
+          </w:tcPr>
+          <w:p>
+            <w:pPr>
+              <w:spacing w:after="0" w:line="238" w:lineRule="auto"/>
+              <w:jc w:val="left"/>
+            </w:pPr>
+            <w:r>
+              <w:rPr>
+                <w:rFonts w:ascii="Verdana" w:cs="Verdana" w:eastAsia="Verdana" w:hAnsi="Verdana"/>
+                <w:b/>
+                <w:bCs/>
+                <w:color w:val="1F2328"/>
+                <w:sz w:val="17"/>
+                <w:szCs w:val="17"/>
+              </w:rPr>
+              <w:t xml:space="preserve">2-й этаж</w:t>
+            </w:r>
+          </w:p>
+        </w:tc>
+        <w:tc>
+          <w:tcPr>
+            <w:tcW w:type="dxa" w:w="900"/>
+            <w:shd w:fill="FDF1E7" w:color="auto" w:val="clear"/>
+            <w:tcMar>
+              <w:top w:type="dxa" w:w="60"/>
+              <w:left w:type="dxa" w:w="80"/>
+              <w:bottom w:type="dxa" w:w="60"/>
+              <w:right w:type="dxa" w:w="80"/>
+            </w:tcMar>
+            <w:vAlign w:val="center"/>
+          </w:tcPr>
+          <w:p>
+            <w:pPr>
+              <w:spacing w:after="0" w:line="238" w:lineRule="auto"/>
+              <w:jc w:val="center"/>
+            </w:pPr>
+            <w:r>
+              <w:rPr>
+                <w:rFonts w:ascii="Verdana" w:cs="Verdana" w:eastAsia="Verdana" w:hAnsi="Verdana"/>
+                <w:color w:val="1F2328"/>
+                <w:sz w:val="17"/>
+                <w:szCs w:val="17"/>
+              </w:rPr>
+              <w:t xml:space="preserve">19</w:t>
+            </w:r>
+          </w:p>
+        </w:tc>
+        <w:tc>
+          <w:tcPr>
+            <w:tcW w:type="dxa" w:w="1900"/>
+            <w:shd w:fill="FDF1E7" w:color="auto" w:val="clear"/>
+            <w:tcMar>
+              <w:top w:type="dxa" w:w="60"/>
+              <w:left w:type="dxa" w:w="80"/>
+              <w:bottom w:type="dxa" w:w="60"/>
+              <w:right w:type="dxa" w:w="80"/>
+            </w:tcMar>
+            <w:vAlign w:val="center"/>
+          </w:tcPr>
+          <w:p>
+            <w:pPr>
+              <w:spacing w:after="0" w:line="238" w:lineRule="auto"/>
+              <w:jc w:val="center"/>
+            </w:pPr>
+            <w:r>
+              <w:rPr>
+                <w:rFonts w:ascii="Verdana" w:cs="Verdana" w:eastAsia="Verdana" w:hAnsi="Verdana"/>
+                <w:b/>
+                <w:bCs/>
+                <w:color w:val="1F2328"/>
+                <w:sz w:val="17"/>
+                <w:szCs w:val="17"/>
+              </w:rPr>
+              <w:t xml:space="preserve">18 072</w:t>
+            </w:r>
+          </w:p>
+        </w:tc>
+        <w:tc>
+          <w:tcPr>
+            <w:tcW w:type="dxa" w:w="2000"/>
+            <w:shd w:fill="FDF1E7" w:color="auto" w:val="clear"/>
+            <w:tcMar>
+              <w:top w:type="dxa" w:w="60"/>
+              <w:left w:type="dxa" w:w="80"/>
+              <w:bottom w:type="dxa" w:w="60"/>
+              <w:right w:type="dxa" w:w="80"/>
+            </w:tcMar>
+            <w:vAlign w:val="center"/>
+          </w:tcPr>
+          <w:p>
+            <w:pPr>
+              <w:spacing w:after="0" w:line="238" w:lineRule="auto"/>
+              <w:jc w:val="center"/>
+            </w:pPr>
+            <w:r>
+              <w:rPr>
+                <w:rFonts w:ascii="Verdana" w:cs="Verdana" w:eastAsia="Verdana" w:hAnsi="Verdana"/>
+                <w:color w:val="1F2328"/>
+                <w:sz w:val="17"/>
+                <w:szCs w:val="17"/>
+              </w:rPr>
+              <w:t xml:space="preserve">14 700 – 30 000</w:t>
+            </w:r>
+          </w:p>
+        </w:tc>
+        <w:tc>
+          <w:tcPr>
+            <w:tcW w:type="dxa" w:w="1900"/>
+            <w:shd w:fill="FDF1E7" w:color="auto" w:val="clear"/>
+            <w:tcMar>
+              <w:top w:type="dxa" w:w="60"/>
+              <w:left w:type="dxa" w:w="80"/>
+              <w:bottom w:type="dxa" w:w="60"/>
+              <w:right w:type="dxa" w:w="80"/>
+            </w:tcMar>
+            <w:vAlign w:val="center"/>
+          </w:tcPr>
+          <w:p>
+            <w:pPr>
+              <w:spacing w:after="0" w:line="238" w:lineRule="auto"/>
+              <w:jc w:val="center"/>
+            </w:pPr>
+            <w:r>
+              <w:rPr>
+                <w:rFonts w:ascii="Verdana" w:cs="Verdana" w:eastAsia="Verdana" w:hAnsi="Verdana"/>
+                <w:b/>
+                <w:bCs/>
+                <w:color w:val="1F2328"/>
+                <w:sz w:val="17"/>
+                <w:szCs w:val="17"/>
+              </w:rPr>
+              <w:t xml:space="preserve">179 дней</w:t>
+            </w:r>
+          </w:p>
+        </w:tc>
+        <w:tc>
+          <w:tcPr>
+            <w:tcW w:type="dxa" w:w="1906"/>
+            <w:shd w:fill="FDF1E7" w:color="auto" w:val="clear"/>
+            <w:tcMar>
+              <w:top w:type="dxa" w:w="60"/>
+              <w:left w:type="dxa" w:w="80"/>
+              <w:bottom w:type="dxa" w:w="60"/>
+              <w:right w:type="dxa" w:w="80"/>
+            </w:tcMar>
+            <w:vAlign w:val="center"/>
+          </w:tcPr>
+          <w:p>
+            <w:pPr>
+              <w:spacing w:after="0" w:line="238" w:lineRule="auto"/>
+              <w:jc w:val="center"/>
+            </w:pPr>
+            <w:r>
+              <w:rPr>
+                <w:rFonts w:ascii="Verdana" w:cs="Verdana" w:eastAsia="Verdana" w:hAnsi="Verdana"/>
+                <w:b/>
+                <w:bCs/>
+                <w:color w:val="EB5757"/>
+                <w:sz w:val="17"/>
+                <w:szCs w:val="17"/>
+              </w:rPr>
+              <w:t xml:space="preserve">42%</w:t>
+            </w:r>
+          </w:p>
+        </w:tc>
+      </w:tr>
+      <w:tr>
+        <w:tc>
+          <w:tcPr>
+            <w:tcW w:type="dxa" w:w="1500"/>
+            <w:shd w:fill="F2F5F8" w:color="auto" w:val="clear"/>
+            <w:tcMar>
+              <w:top w:type="dxa" w:w="60"/>
+              <w:left w:type="dxa" w:w="80"/>
+              <w:bottom w:type="dxa" w:w="60"/>
+              <w:right w:type="dxa" w:w="80"/>
+            </w:tcMar>
+            <w:vAlign w:val="center"/>
+          </w:tcPr>
+          <w:p>
+            <w:pPr>
+              <w:spacing w:after="0" w:line="238" w:lineRule="auto"/>
+              <w:jc w:val="left"/>
+            </w:pPr>
+            <w:r>
+              <w:rPr>
+                <w:rFonts w:ascii="Verdana" w:cs="Verdana" w:eastAsia="Verdana" w:hAnsi="Verdana"/>
+                <w:b w:val="false"/>
+                <w:bCs w:val="false"/>
+                <w:color w:val="1F2328"/>
+                <w:sz w:val="17"/>
+                <w:szCs w:val="17"/>
+              </w:rPr>
+              <w:t xml:space="preserve">3-й и выше</w:t>
+            </w:r>
+          </w:p>
+        </w:tc>
+        <w:tc>
+          <w:tcPr>
+            <w:tcW w:type="dxa" w:w="900"/>
+            <w:shd w:fill="F2F5F8" w:color="auto" w:val="clear"/>
+            <w:tcMar>
+              <w:top w:type="dxa" w:w="60"/>
+              <w:left w:type="dxa" w:w="80"/>
+              <w:bottom w:type="dxa" w:w="60"/>
+              <w:right w:type="dxa" w:w="80"/>
+            </w:tcMar>
+            <w:vAlign w:val="center"/>
+          </w:tcPr>
+          <w:p>
+            <w:pPr>
+              <w:spacing w:after="0" w:line="238" w:lineRule="auto"/>
+              <w:jc w:val="center"/>
+            </w:pPr>
+            <w:r>
+              <w:rPr>
+                <w:rFonts w:ascii="Verdana" w:cs="Verdana" w:eastAsia="Verdana" w:hAnsi="Verdana"/>
+                <w:b w:val="false"/>
+                <w:bCs w:val="false"/>
+                <w:color w:val="1F2328"/>
+                <w:sz w:val="17"/>
+                <w:szCs w:val="17"/>
+              </w:rPr>
+              <w:t xml:space="preserve">24</w:t>
+            </w:r>
+          </w:p>
+        </w:tc>
+        <w:tc>
+          <w:tcPr>
+            <w:tcW w:type="dxa" w:w="1900"/>
+            <w:shd w:fill="F2F5F8" w:color="auto" w:val="clear"/>
+            <w:tcMar>
+              <w:top w:type="dxa" w:w="60"/>
+              <w:left w:type="dxa" w:w="80"/>
+              <w:bottom w:type="dxa" w:w="60"/>
+              <w:right w:type="dxa" w:w="80"/>
+            </w:tcMar>
+            <w:vAlign w:val="center"/>
+          </w:tcPr>
+          <w:p>
+            <w:pPr>
+              <w:spacing w:after="0" w:line="238" w:lineRule="auto"/>
+              <w:jc w:val="center"/>
+            </w:pPr>
+            <w:r>
+              <w:rPr>
+                <w:rFonts w:ascii="Verdana" w:cs="Verdana" w:eastAsia="Verdana" w:hAnsi="Verdana"/>
+                <w:b w:val="false"/>
+                <w:bCs w:val="false"/>
+                <w:color w:val="1F2328"/>
+                <w:sz w:val="17"/>
+                <w:szCs w:val="17"/>
+              </w:rPr>
+              <w:t xml:space="preserve">17 050</w:t>
+            </w:r>
+          </w:p>
+        </w:tc>
+        <w:tc>
+          <w:tcPr>
+            <w:tcW w:type="dxa" w:w="2000"/>
+            <w:shd w:fill="F2F5F8" w:color="auto" w:val="clear"/>
+            <w:tcMar>
+              <w:top w:type="dxa" w:w="60"/>
+              <w:left w:type="dxa" w:w="80"/>
+              <w:bottom w:type="dxa" w:w="60"/>
+              <w:right w:type="dxa" w:w="80"/>
+            </w:tcMar>
+            <w:vAlign w:val="center"/>
+          </w:tcPr>
+          <w:p>
+            <w:pPr>
+              <w:spacing w:after="0" w:line="238" w:lineRule="auto"/>
+              <w:jc w:val="center"/>
+            </w:pPr>
+            <w:r>
+              <w:rPr>
+                <w:rFonts w:ascii="Verdana" w:cs="Verdana" w:eastAsia="Verdana" w:hAnsi="Verdana"/>
+                <w:b w:val="false"/>
+                <w:bCs w:val="false"/>
+                <w:color w:val="1F2328"/>
+                <w:sz w:val="17"/>
+                <w:szCs w:val="17"/>
+              </w:rPr>
+              <w:t xml:space="preserve">15 000 – 21 329</w:t>
+            </w:r>
+          </w:p>
+        </w:tc>
+        <w:tc>
+          <w:tcPr>
+            <w:tcW w:type="dxa" w:w="1900"/>
+            <w:shd w:fill="F2F5F8" w:color="auto" w:val="clear"/>
+            <w:tcMar>
+              <w:top w:type="dxa" w:w="60"/>
+              <w:left w:type="dxa" w:w="80"/>
+              <w:bottom w:type="dxa" w:w="60"/>
+              <w:right w:type="dxa" w:w="80"/>
+            </w:tcMar>
+            <w:vAlign w:val="center"/>
+          </w:tcPr>
+          <w:p>
+            <w:pPr>
+              <w:spacing w:after="0" w:line="238" w:lineRule="auto"/>
+              <w:jc w:val="center"/>
+            </w:pPr>
+            <w:r>
+              <w:rPr>
+                <w:rFonts w:ascii="Verdana" w:cs="Verdana" w:eastAsia="Verdana" w:hAnsi="Verdana"/>
+                <w:b w:val="false"/>
+                <w:bCs w:val="false"/>
+                <w:color w:val="1F2328"/>
+                <w:sz w:val="17"/>
+                <w:szCs w:val="17"/>
+              </w:rPr>
+              <w:t xml:space="preserve">158 дней</w:t>
+            </w:r>
+          </w:p>
+        </w:tc>
+        <w:tc>
+          <w:tcPr>
+            <w:tcW w:type="dxa" w:w="1906"/>
+            <w:shd w:fill="F2F5F8" w:color="auto" w:val="clear"/>
+            <w:tcMar>
+              <w:top w:type="dxa" w:w="60"/>
+              <w:left w:type="dxa" w:w="80"/>
+              <w:bottom w:type="dxa" w:w="60"/>
+              <w:right w:type="dxa" w:w="80"/>
+            </w:tcMar>
+            <w:vAlign w:val="center"/>
+          </w:tcPr>
+          <w:p>
+            <w:pPr>
+              <w:spacing w:after="0" w:line="238" w:lineRule="auto"/>
+              <w:jc w:val="center"/>
+            </w:pPr>
+            <w:r>
+              <w:rPr>
+                <w:rFonts w:ascii="Verdana" w:cs="Verdana" w:eastAsia="Verdana" w:hAnsi="Verdana"/>
+                <w:b w:val="false"/>
+                <w:bCs w:val="false"/>
+                <w:color w:val="1F2328"/>
+                <w:sz w:val="17"/>
+                <w:szCs w:val="17"/>
+              </w:rPr>
+              <w:t xml:space="preserve">4%</w:t>
+            </w:r>
+          </w:p>
+        </w:tc>
+      </w:tr>
+    </w:tbl>
+    <w:p>
+      <w:pPr>
+        <w:spacing w:after="190" w:before="60"/>
+      </w:pPr>
+      <w:r>
+        <w:rPr>
+          <w:rFonts w:ascii="Georgia" w:cs="Georgia" w:eastAsia="Georgia" w:hAnsi="Georgia"/>
+          <w:i/>
+          <w:iCs/>
+          <w:color w:val="5B6570"/>
+          <w:sz w:val="16"/>
+          <w:szCs w:val="16"/>
+        </w:rPr>
+        <w:t xml:space="preserve">Источник: ЦИАН, коммерческая аренда, городской округ Красногорск, выгрузка 18.09.2026. 254 лота после нормализации ставок и отсева выбросов. Часть карточек ЦИАН хранит в поле цены ставку за м² в месяц, а не сумму за месяц; различение подтверждено дословным текстом объявлений.</w:t>
+      </w:r>
+    </w:p>
+    <w:tbl>
+      <w:tblPr>
+        <w:tblW w:type="dxa" w:w="10106"/>
+        <w:tblBorders>
+          <w:top w:val="none"/>
+          <w:left w:val="single" w:color="123A5F" w:sz="18"/>
+          <w:bottom w:val="none"/>
+          <w:right w:val="none"/>
+          <w:insideH w:val="none"/>
+          <w:insideV w:val="none"/>
+        </w:tblBorders>
+      </w:tblPr>
+      <w:tblGrid>
+        <w:gridCol w:w="10106"/>
+      </w:tblGrid>
+      <w:tr>
+        <w:tc>
+          <w:tcPr>
+            <w:tcW w:type="dxa" w:w="10106"/>
+            <w:shd w:fill="EEF2F6" w:color="auto" w:val="clear"/>
+            <w:tcMar>
+              <w:top w:type="dxa" w:w="130"/>
+              <w:left w:type="dxa" w:w="190"/>
+              <w:bottom w:type="dxa" w:w="130"/>
+              <w:right w:type="dxa" w:w="150"/>
+            </w:tcMar>
+          </w:tcPr>
+          <w:p>
+            <w:pPr>
+              <w:spacing w:after="60"/>
+            </w:pPr>
+            <w:r>
+              <w:rPr>
+                <w:rFonts w:ascii="Georgia" w:cs="Georgia" w:eastAsia="Georgia" w:hAnsi="Georgia"/>
+                <w:b/>
+                <w:bCs/>
+                <w:color w:val="123A5F"/>
+                <w:sz w:val="21"/>
+                <w:szCs w:val="21"/>
+              </w:rPr>
+              <w:t xml:space="preserve">Главный вывод: цена этажа выражается не в рублях, а во времени</w:t>
+            </w:r>
+          </w:p>
+          <w:p>
+            <w:pPr>
+              <w:spacing w:after="50" w:line="258" w:lineRule="auto"/>
+              <w:jc w:val="both"/>
+            </w:pPr>
+            <w:r>
+              <w:rPr>
+                <w:rFonts w:ascii="Georgia" w:cs="Georgia" w:eastAsia="Georgia" w:hAnsi="Georgia"/>
+                <w:color w:val="1F2328"/>
+                <w:sz w:val="20"/>
+                <w:szCs w:val="20"/>
+              </w:rPr>
+              <w:t xml:space="preserve">Разница в ставке между первым и вторым этажом — 30%. Разница в сроке экспозиции — в 3,2 раза: 56 дней против 179.</w:t>
+            </w:r>
+          </w:p>
+          <w:p>
+            <w:pPr>
+              <w:spacing w:after="50" w:line="258" w:lineRule="auto"/>
+              <w:jc w:val="both"/>
+            </w:pPr>
+            <w:r>
+              <w:rPr>
+                <w:rFonts w:ascii="Georgia" w:cs="Georgia" w:eastAsia="Georgia" w:hAnsi="Georgia"/>
+                <w:color w:val="1F2328"/>
+                <w:sz w:val="20"/>
+                <w:szCs w:val="20"/>
+              </w:rPr>
+              <w:t xml:space="preserve">Но точнее всего этаж описывает третья цифра: на первом этаже дольше года стоят 10% лотов, на втором — 42%. Почти половина предложения второго этажа в этом округе не находит арендатора за год.</w:t>
+            </w:r>
+          </w:p>
+          <w:p>
+            <w:pPr>
+              <w:spacing w:after="50" w:line="258" w:lineRule="auto"/>
+              <w:jc w:val="both"/>
+            </w:pPr>
+            <w:r>
+              <w:rPr>
+                <w:rFonts w:ascii="Georgia" w:cs="Georgia" w:eastAsia="Georgia" w:hAnsi="Georgia"/>
+                <w:color w:val="1F2328"/>
+                <w:sz w:val="20"/>
+                <w:szCs w:val="20"/>
+              </w:rPr>
+              <w:t xml:space="preserve">Для собственника это означает, что верхний этаж нельзя закрывать ожиданием. Либо ставка уходит заметно ниже первого этажа, либо помещение продаётся адресно — конкретному оператору, которому витрина не нужна.</w:t>
+            </w:r>
+          </w:p>
+        </w:tc>
+      </w:tr>
+    </w:tbl>
+    <w:p>
+      <w:pPr>
+        <w:pStyle w:val="Heading3"/>
+        <w:spacing w:after="100" w:before="210"/>
+      </w:pPr>
+      <w:r>
+        <w:rPr>
+          <w:rFonts w:ascii="Georgia" w:cs="Georgia" w:eastAsia="Georgia" w:hAnsi="Georgia"/>
+          <w:b/>
+          <w:bCs/>
+          <w:color w:val="B8860B"/>
+          <w:sz w:val="22"/>
+          <w:szCs w:val="22"/>
+        </w:rPr>
+        <w:t xml:space="preserve">Наши три помещения против медианы своего этажа</w:t>
+      </w:r>
+    </w:p>
+    <w:tbl>
+      <w:tblPr>
+        <w:tblW w:type="dxa" w:w="10106"/>
+        <w:tblBorders>
+          <w:top w:val="single" w:color="D6DBE0" w:sz="4"/>
+          <w:left w:val="single" w:color="D6DBE0" w:sz="4"/>
+          <w:bottom w:val="single" w:color="D6DBE0" w:sz="4"/>
+          <w:right w:val="single" w:color="D6DBE0" w:sz="4"/>
+          <w:insideH w:val="single" w:color="D6DBE0" w:sz="3"/>
+          <w:insideV w:val="single" w:color="D6DBE0" w:sz="3"/>
+        </w:tblBorders>
+      </w:tblPr>
+      <w:tblGrid>
+        <w:gridCol w:w="2400"/>
+        <w:gridCol w:w="1800"/>
+        <w:gridCol w:w="1800"/>
+        <w:gridCol w:w="1400"/>
+        <w:gridCol w:w="2706"/>
+      </w:tblGrid>
+      <w:tr>
+        <w:trPr>
+          <w:tblHeader/>
+        </w:trPr>
+        <w:tc>
+          <w:tcPr>
+            <w:tcW w:type="dxa" w:w="2400"/>
+            <w:shd w:fill="123A5F" w:color="auto" w:val="clear"/>
+            <w:tcMar>
+              <w:top w:type="dxa" w:w="70"/>
+              <w:left w:type="dxa" w:w="80"/>
+              <w:bottom w:type="dxa" w:w="70"/>
+              <w:right w:type="dxa" w:w="80"/>
+            </w:tcMar>
+            <w:vAlign w:val="center"/>
+          </w:tcPr>
+          <w:p>
+            <w:pPr>
+              <w:spacing w:after="0"/>
+              <w:jc w:val="center"/>
+            </w:pPr>
+            <w:r>
+              <w:rPr>
+                <w:rFonts w:ascii="Verdana" w:cs="Verdana" w:eastAsia="Verdana" w:hAnsi="Verdana"/>
+                <w:b/>
+                <w:bCs/>
+                <w:color w:val="FFFFFF"/>
+                <w:sz w:val="17"/>
+                <w:szCs w:val="17"/>
+              </w:rPr>
+              <w:t xml:space="preserve">Помещение</w:t>
+            </w:r>
+          </w:p>
+        </w:tc>
+        <w:tc>
+          <w:tcPr>
+            <w:tcW w:type="dxa" w:w="1800"/>
+            <w:shd w:fill="123A5F" w:color="auto" w:val="clear"/>
+            <w:tcMar>
+              <w:top w:type="dxa" w:w="70"/>
+              <w:left w:type="dxa" w:w="80"/>
+              <w:bottom w:type="dxa" w:w="70"/>
+              <w:right w:type="dxa" w:w="80"/>
+            </w:tcMar>
+            <w:vAlign w:val="center"/>
+          </w:tcPr>
+          <w:p>
+            <w:pPr>
+              <w:spacing w:after="0"/>
+              <w:jc w:val="center"/>
+            </w:pPr>
+            <w:r>
+              <w:rPr>
+                <w:rFonts w:ascii="Verdana" w:cs="Verdana" w:eastAsia="Verdana" w:hAnsi="Verdana"/>
+                <w:b/>
+                <w:bCs/>
+                <w:color w:val="FFFFFF"/>
+                <w:sz w:val="17"/>
+                <w:szCs w:val="17"/>
+              </w:rPr>
+              <w:t xml:space="preserve">Ставка, ₽/м²/год</w:t>
+            </w:r>
+          </w:p>
+        </w:tc>
+        <w:tc>
+          <w:tcPr>
+            <w:tcW w:type="dxa" w:w="1800"/>
+            <w:shd w:fill="123A5F" w:color="auto" w:val="clear"/>
+            <w:tcMar>
+              <w:top w:type="dxa" w:w="70"/>
+              <w:left w:type="dxa" w:w="80"/>
+              <w:bottom w:type="dxa" w:w="70"/>
+              <w:right w:type="dxa" w:w="80"/>
+            </w:tcMar>
+            <w:vAlign w:val="center"/>
+          </w:tcPr>
+          <w:p>
+            <w:pPr>
+              <w:spacing w:after="0"/>
+              <w:jc w:val="center"/>
+            </w:pPr>
+            <w:r>
+              <w:rPr>
+                <w:rFonts w:ascii="Verdana" w:cs="Verdana" w:eastAsia="Verdana" w:hAnsi="Verdana"/>
+                <w:b/>
+                <w:bCs/>
+                <w:color w:val="FFFFFF"/>
+                <w:sz w:val="17"/>
+                <w:szCs w:val="17"/>
+              </w:rPr>
+              <w:t xml:space="preserve">Медиана этажа</w:t>
+            </w:r>
+          </w:p>
+        </w:tc>
+        <w:tc>
+          <w:tcPr>
+            <w:tcW w:type="dxa" w:w="1400"/>
+            <w:shd w:fill="123A5F" w:color="auto" w:val="clear"/>
+            <w:tcMar>
+              <w:top w:type="dxa" w:w="70"/>
+              <w:left w:type="dxa" w:w="80"/>
+              <w:bottom w:type="dxa" w:w="70"/>
+              <w:right w:type="dxa" w:w="80"/>
+            </w:tcMar>
+            <w:vAlign w:val="center"/>
+          </w:tcPr>
+          <w:p>
+            <w:pPr>
+              <w:spacing w:after="0"/>
+              <w:jc w:val="center"/>
+            </w:pPr>
+            <w:r>
+              <w:rPr>
+                <w:rFonts w:ascii="Verdana" w:cs="Verdana" w:eastAsia="Verdana" w:hAnsi="Verdana"/>
+                <w:b/>
+                <w:bCs/>
+                <w:color w:val="FFFFFF"/>
+                <w:sz w:val="17"/>
+                <w:szCs w:val="17"/>
+              </w:rPr>
+              <w:t xml:space="preserve">Отношение</w:t>
+            </w:r>
+          </w:p>
+        </w:tc>
+        <w:tc>
+          <w:tcPr>
+            <w:tcW w:type="dxa" w:w="2706"/>
+            <w:shd w:fill="123A5F" w:color="auto" w:val="clear"/>
+            <w:tcMar>
+              <w:top w:type="dxa" w:w="70"/>
+              <w:left w:type="dxa" w:w="80"/>
+              <w:bottom w:type="dxa" w:w="70"/>
+              <w:right w:type="dxa" w:w="80"/>
+            </w:tcMar>
+            <w:vAlign w:val="center"/>
+          </w:tcPr>
+          <w:p>
+            <w:pPr>
+              <w:spacing w:after="0"/>
+              <w:jc w:val="center"/>
+            </w:pPr>
+            <w:r>
+              <w:rPr>
+                <w:rFonts w:ascii="Verdana" w:cs="Verdana" w:eastAsia="Verdana" w:hAnsi="Verdana"/>
+                <w:b/>
+                <w:bCs/>
+                <w:color w:val="FFFFFF"/>
+                <w:sz w:val="17"/>
+                <w:szCs w:val="17"/>
+              </w:rPr>
+              <w:t xml:space="preserve">Вердикт</w:t>
+            </w:r>
+          </w:p>
+        </w:tc>
+      </w:tr>
+      <w:tr>
+        <w:tc>
+          <w:tcPr>
+            <w:tcW w:type="dxa" w:w="2400"/>
+            <w:shd w:fill="FFFFFF" w:color="auto" w:val="clear"/>
+            <w:tcMar>
+              <w:top w:type="dxa" w:w="60"/>
+              <w:left w:type="dxa" w:w="80"/>
+              <w:bottom w:type="dxa" w:w="60"/>
+              <w:right w:type="dxa" w:w="80"/>
+            </w:tcMar>
+            <w:vAlign w:val="center"/>
+          </w:tcPr>
+          <w:p>
+            <w:pPr>
+              <w:spacing w:after="0" w:line="238" w:lineRule="auto"/>
+              <w:jc w:val="left"/>
+            </w:pPr>
+            <w:r>
+              <w:rPr>
+                <w:rFonts w:ascii="Verdana" w:cs="Verdana" w:eastAsia="Verdana" w:hAnsi="Verdana"/>
+                <w:b w:val="false"/>
+                <w:bCs w:val="false"/>
+                <w:color w:val="1F2328"/>
+                <w:sz w:val="17"/>
+                <w:szCs w:val="17"/>
+              </w:rPr>
+              <w:t xml:space="preserve">№1 — 430,5 м², 2 этаж</w:t>
+            </w:r>
+          </w:p>
+        </w:tc>
+        <w:tc>
+          <w:tcPr>
+            <w:tcW w:type="dxa" w:w="1800"/>
+            <w:shd w:fill="FFFFFF" w:color="auto" w:val="clear"/>
+            <w:tcMar>
+              <w:top w:type="dxa" w:w="60"/>
+              <w:left w:type="dxa" w:w="80"/>
+              <w:bottom w:type="dxa" w:w="60"/>
+              <w:right w:type="dxa" w:w="80"/>
+            </w:tcMar>
+            <w:vAlign w:val="center"/>
+          </w:tcPr>
+          <w:p>
+            <w:pPr>
+              <w:spacing w:after="0" w:line="238" w:lineRule="auto"/>
+              <w:jc w:val="left"/>
+            </w:pPr>
+            <w:r>
+              <w:rPr>
+                <w:rFonts w:ascii="Verdana" w:cs="Verdana" w:eastAsia="Verdana" w:hAnsi="Verdana"/>
+                <w:b w:val="false"/>
+                <w:bCs w:val="false"/>
+                <w:color w:val="1F2328"/>
+                <w:sz w:val="17"/>
+                <w:szCs w:val="17"/>
+              </w:rPr>
+              <w:t xml:space="preserve">13 909</w:t>
+            </w:r>
+          </w:p>
+        </w:tc>
+        <w:tc>
+          <w:tcPr>
+            <w:tcW w:type="dxa" w:w="1800"/>
+            <w:shd w:fill="FFFFFF" w:color="auto" w:val="clear"/>
+            <w:tcMar>
+              <w:top w:type="dxa" w:w="60"/>
+              <w:left w:type="dxa" w:w="80"/>
+              <w:bottom w:type="dxa" w:w="60"/>
+              <w:right w:type="dxa" w:w="80"/>
+            </w:tcMar>
+            <w:vAlign w:val="center"/>
+          </w:tcPr>
+          <w:p>
+            <w:pPr>
+              <w:spacing w:after="0" w:line="238" w:lineRule="auto"/>
+              <w:jc w:val="left"/>
+            </w:pPr>
+            <w:r>
+              <w:rPr>
+                <w:rFonts w:ascii="Verdana" w:cs="Verdana" w:eastAsia="Verdana" w:hAnsi="Verdana"/>
+                <w:b w:val="false"/>
+                <w:bCs w:val="false"/>
+                <w:color w:val="1F2328"/>
+                <w:sz w:val="17"/>
+                <w:szCs w:val="17"/>
+              </w:rPr>
+              <w:t xml:space="preserve">18 072</w:t>
+            </w:r>
+          </w:p>
+        </w:tc>
+        <w:tc>
+          <w:tcPr>
+            <w:tcW w:type="dxa" w:w="1400"/>
+            <w:shd w:fill="FFFFFF" w:color="auto" w:val="clear"/>
+            <w:tcMar>
+              <w:top w:type="dxa" w:w="60"/>
+              <w:left w:type="dxa" w:w="80"/>
+              <w:bottom w:type="dxa" w:w="60"/>
+              <w:right w:type="dxa" w:w="80"/>
+            </w:tcMar>
+            <w:vAlign w:val="center"/>
+          </w:tcPr>
+          <w:p>
+            <w:pPr>
+              <w:spacing w:after="0" w:line="238" w:lineRule="auto"/>
+              <w:jc w:val="left"/>
+            </w:pPr>
+            <w:r>
+              <w:rPr>
+                <w:rFonts w:ascii="Verdana" w:cs="Verdana" w:eastAsia="Verdana" w:hAnsi="Verdana"/>
+                <w:b/>
+                <w:bCs/>
+                <w:color w:val="1B7A3D"/>
+                <w:sz w:val="17"/>
+                <w:szCs w:val="17"/>
+              </w:rPr>
+              <w:t xml:space="preserve">×0,77</w:t>
+            </w:r>
+          </w:p>
+        </w:tc>
+        <w:tc>
+          <w:tcPr>
+            <w:tcW w:type="dxa" w:w="2706"/>
+            <w:shd w:fill="EFF7F0" w:color="auto" w:val="clear"/>
+            <w:tcMar>
+              <w:top w:type="dxa" w:w="60"/>
+              <w:left w:type="dxa" w:w="80"/>
+              <w:bottom w:type="dxa" w:w="60"/>
+              <w:right w:type="dxa" w:w="80"/>
+            </w:tcMar>
+            <w:vAlign w:val="center"/>
+          </w:tcPr>
+          <w:p>
+            <w:pPr>
+              <w:spacing w:after="0" w:line="238" w:lineRule="auto"/>
+              <w:jc w:val="left"/>
+            </w:pPr>
+            <w:r>
+              <w:rPr>
+                <w:rFonts w:ascii="Verdana" w:cs="Verdana" w:eastAsia="Verdana" w:hAnsi="Verdana"/>
+                <w:color w:val="1F2328"/>
+                <w:sz w:val="17"/>
+                <w:szCs w:val="17"/>
+              </w:rPr>
+              <w:t xml:space="preserve">Ниже рынка. Когорта «280–560 м², этаж 2+»: медиана 17 475 при медиане экспозиции 110 дней</w:t>
+            </w:r>
+          </w:p>
+        </w:tc>
+      </w:tr>
+      <w:tr>
+        <w:tc>
+          <w:tcPr>
+            <w:tcW w:type="dxa" w:w="2400"/>
+            <w:shd w:fill="F2F5F8" w:color="auto" w:val="clear"/>
+            <w:tcMar>
+              <w:top w:type="dxa" w:w="60"/>
+              <w:left w:type="dxa" w:w="80"/>
+              <w:bottom w:type="dxa" w:w="60"/>
+              <w:right w:type="dxa" w:w="80"/>
+            </w:tcMar>
+            <w:vAlign w:val="center"/>
+          </w:tcPr>
+          <w:p>
+            <w:pPr>
+              <w:spacing w:after="0" w:line="238" w:lineRule="auto"/>
+              <w:jc w:val="left"/>
+            </w:pPr>
+            <w:r>
+              <w:rPr>
+                <w:rFonts w:ascii="Verdana" w:cs="Verdana" w:eastAsia="Verdana" w:hAnsi="Verdana"/>
+                <w:b w:val="false"/>
+                <w:bCs w:val="false"/>
+                <w:color w:val="1F2328"/>
+                <w:sz w:val="17"/>
+                <w:szCs w:val="17"/>
+              </w:rPr>
+              <w:t xml:space="preserve">№2 — 39,6 м², 2 этаж</w:t>
+            </w:r>
+          </w:p>
+        </w:tc>
+        <w:tc>
+          <w:tcPr>
+            <w:tcW w:type="dxa" w:w="1800"/>
+            <w:shd w:fill="F2F5F8" w:color="auto" w:val="clear"/>
+            <w:tcMar>
+              <w:top w:type="dxa" w:w="60"/>
+              <w:left w:type="dxa" w:w="80"/>
+              <w:bottom w:type="dxa" w:w="60"/>
+              <w:right w:type="dxa" w:w="80"/>
+            </w:tcMar>
+            <w:vAlign w:val="center"/>
+          </w:tcPr>
+          <w:p>
+            <w:pPr>
+              <w:spacing w:after="0" w:line="238" w:lineRule="auto"/>
+              <w:jc w:val="left"/>
+            </w:pPr>
+            <w:r>
+              <w:rPr>
+                <w:rFonts w:ascii="Verdana" w:cs="Verdana" w:eastAsia="Verdana" w:hAnsi="Verdana"/>
+                <w:b w:val="false"/>
+                <w:bCs w:val="false"/>
+                <w:color w:val="1F2328"/>
+                <w:sz w:val="17"/>
+                <w:szCs w:val="17"/>
+              </w:rPr>
+              <w:t xml:space="preserve">39 091</w:t>
+            </w:r>
+          </w:p>
+        </w:tc>
+        <w:tc>
+          <w:tcPr>
+            <w:tcW w:type="dxa" w:w="1800"/>
+            <w:shd w:fill="F2F5F8" w:color="auto" w:val="clear"/>
+            <w:tcMar>
+              <w:top w:type="dxa" w:w="60"/>
+              <w:left w:type="dxa" w:w="80"/>
+              <w:bottom w:type="dxa" w:w="60"/>
+              <w:right w:type="dxa" w:w="80"/>
+            </w:tcMar>
+            <w:vAlign w:val="center"/>
+          </w:tcPr>
+          <w:p>
+            <w:pPr>
+              <w:spacing w:after="0" w:line="238" w:lineRule="auto"/>
+              <w:jc w:val="left"/>
+            </w:pPr>
+            <w:r>
+              <w:rPr>
+                <w:rFonts w:ascii="Verdana" w:cs="Verdana" w:eastAsia="Verdana" w:hAnsi="Verdana"/>
+                <w:b w:val="false"/>
+                <w:bCs w:val="false"/>
+                <w:color w:val="1F2328"/>
+                <w:sz w:val="17"/>
+                <w:szCs w:val="17"/>
+              </w:rPr>
+              <w:t xml:space="preserve">18 072</w:t>
+            </w:r>
+          </w:p>
+        </w:tc>
+        <w:tc>
+          <w:tcPr>
+            <w:tcW w:type="dxa" w:w="1400"/>
+            <w:shd w:fill="EB5757" w:color="auto" w:val="clear"/>
+            <w:tcMar>
+              <w:top w:type="dxa" w:w="60"/>
+              <w:left w:type="dxa" w:w="80"/>
+              <w:bottom w:type="dxa" w:w="60"/>
+              <w:right w:type="dxa" w:w="80"/>
+            </w:tcMar>
+            <w:vAlign w:val="center"/>
+          </w:tcPr>
+          <w:p>
+            <w:pPr>
+              <w:spacing w:after="0" w:line="238" w:lineRule="auto"/>
+              <w:jc w:val="left"/>
+            </w:pPr>
+            <w:r>
+              <w:rPr>
+                <w:rFonts w:ascii="Verdana" w:cs="Verdana" w:eastAsia="Verdana" w:hAnsi="Verdana"/>
+                <w:b/>
+                <w:bCs/>
+                <w:color w:val="FFFFFF"/>
+                <w:sz w:val="17"/>
+                <w:szCs w:val="17"/>
+              </w:rPr>
+              <w:t xml:space="preserve">×2,16</w:t>
+            </w:r>
+          </w:p>
+        </w:tc>
+        <w:tc>
+          <w:tcPr>
+            <w:tcW w:type="dxa" w:w="2706"/>
+            <w:shd w:fill="FDF0F0" w:color="auto" w:val="clear"/>
+            <w:tcMar>
+              <w:top w:type="dxa" w:w="60"/>
+              <w:left w:type="dxa" w:w="80"/>
+              <w:bottom w:type="dxa" w:w="60"/>
+              <w:right w:type="dxa" w:w="80"/>
+            </w:tcMar>
+            <w:vAlign w:val="center"/>
+          </w:tcPr>
+          <w:p>
+            <w:pPr>
+              <w:spacing w:after="0" w:line="238" w:lineRule="auto"/>
+              <w:jc w:val="left"/>
+            </w:pPr>
+            <w:r>
+              <w:rPr>
+                <w:rFonts w:ascii="Verdana" w:cs="Verdana" w:eastAsia="Verdana" w:hAnsi="Verdana"/>
+                <w:color w:val="1F2328"/>
+                <w:sz w:val="17"/>
+                <w:szCs w:val="17"/>
+              </w:rPr>
+              <w:t xml:space="preserve">Вдвое выше рынка. В когорте «до 60 м², 2 этаж» всё, что дороже 26 000, стоит больше трёх лет</w:t>
+            </w:r>
+          </w:p>
+        </w:tc>
+      </w:tr>
+      <w:tr>
+        <w:tc>
+          <w:tcPr>
+            <w:tcW w:type="dxa" w:w="2400"/>
+            <w:shd w:fill="FFFFFF" w:color="auto" w:val="clear"/>
+            <w:tcMar>
+              <w:top w:type="dxa" w:w="60"/>
+              <w:left w:type="dxa" w:w="80"/>
+              <w:bottom w:type="dxa" w:w="60"/>
+              <w:right w:type="dxa" w:w="80"/>
+            </w:tcMar>
+            <w:vAlign w:val="center"/>
+          </w:tcPr>
+          <w:p>
+            <w:pPr>
+              <w:spacing w:after="0" w:line="238" w:lineRule="auto"/>
+              <w:jc w:val="left"/>
+            </w:pPr>
+            <w:r>
+              <w:rPr>
+                <w:rFonts w:ascii="Verdana" w:cs="Verdana" w:eastAsia="Verdana" w:hAnsi="Verdana"/>
+                <w:b w:val="false"/>
+                <w:bCs w:val="false"/>
+                <w:color w:val="1F2328"/>
+                <w:sz w:val="17"/>
+                <w:szCs w:val="17"/>
+              </w:rPr>
+              <w:t xml:space="preserve">№3 — 45,3 м², 3 этаж</w:t>
+            </w:r>
+          </w:p>
+        </w:tc>
+        <w:tc>
+          <w:tcPr>
+            <w:tcW w:type="dxa" w:w="1800"/>
+            <w:shd w:fill="FFFFFF" w:color="auto" w:val="clear"/>
+            <w:tcMar>
+              <w:top w:type="dxa" w:w="60"/>
+              <w:left w:type="dxa" w:w="80"/>
+              <w:bottom w:type="dxa" w:w="60"/>
+              <w:right w:type="dxa" w:w="80"/>
+            </w:tcMar>
+            <w:vAlign w:val="center"/>
+          </w:tcPr>
+          <w:p>
+            <w:pPr>
+              <w:spacing w:after="0" w:line="238" w:lineRule="auto"/>
+              <w:jc w:val="left"/>
+            </w:pPr>
+            <w:r>
+              <w:rPr>
+                <w:rFonts w:ascii="Verdana" w:cs="Verdana" w:eastAsia="Verdana" w:hAnsi="Verdana"/>
+                <w:b w:val="false"/>
+                <w:bCs w:val="false"/>
+                <w:color w:val="1F2328"/>
+                <w:sz w:val="17"/>
+                <w:szCs w:val="17"/>
+              </w:rPr>
+              <w:t xml:space="preserve">25 960</w:t>
+            </w:r>
+          </w:p>
+        </w:tc>
+        <w:tc>
+          <w:tcPr>
+            <w:tcW w:type="dxa" w:w="1800"/>
+            <w:shd w:fill="FFFFFF" w:color="auto" w:val="clear"/>
+            <w:tcMar>
+              <w:top w:type="dxa" w:w="60"/>
+              <w:left w:type="dxa" w:w="80"/>
+              <w:bottom w:type="dxa" w:w="60"/>
+              <w:right w:type="dxa" w:w="80"/>
+            </w:tcMar>
+            <w:vAlign w:val="center"/>
+          </w:tcPr>
+          <w:p>
+            <w:pPr>
+              <w:spacing w:after="0" w:line="238" w:lineRule="auto"/>
+              <w:jc w:val="left"/>
+            </w:pPr>
+            <w:r>
+              <w:rPr>
+                <w:rFonts w:ascii="Verdana" w:cs="Verdana" w:eastAsia="Verdana" w:hAnsi="Verdana"/>
+                <w:b w:val="false"/>
+                <w:bCs w:val="false"/>
+                <w:color w:val="1F2328"/>
+                <w:sz w:val="17"/>
+                <w:szCs w:val="17"/>
+              </w:rPr>
+              <w:t xml:space="preserve">17 050</w:t>
+            </w:r>
+          </w:p>
+        </w:tc>
+        <w:tc>
+          <w:tcPr>
+            <w:tcW w:type="dxa" w:w="1400"/>
+            <w:shd w:fill="F2994A" w:color="auto" w:val="clear"/>
+            <w:tcMar>
+              <w:top w:type="dxa" w:w="60"/>
+              <w:left w:type="dxa" w:w="80"/>
+              <w:bottom w:type="dxa" w:w="60"/>
+              <w:right w:type="dxa" w:w="80"/>
+            </w:tcMar>
+            <w:vAlign w:val="center"/>
+          </w:tcPr>
+          <w:p>
+            <w:pPr>
+              <w:spacing w:after="0" w:line="238" w:lineRule="auto"/>
+              <w:jc w:val="left"/>
+            </w:pPr>
+            <w:r>
+              <w:rPr>
+                <w:rFonts w:ascii="Verdana" w:cs="Verdana" w:eastAsia="Verdana" w:hAnsi="Verdana"/>
+                <w:b/>
+                <w:bCs/>
+                <w:color w:val="1F2328"/>
+                <w:sz w:val="17"/>
+                <w:szCs w:val="17"/>
+              </w:rPr>
+              <w:t xml:space="preserve">×1,52</w:t>
+            </w:r>
+          </w:p>
+        </w:tc>
+        <w:tc>
+          <w:tcPr>
+            <w:tcW w:type="dxa" w:w="2706"/>
+            <w:shd w:fill="FDF1E7" w:color="auto" w:val="clear"/>
+            <w:tcMar>
+              <w:top w:type="dxa" w:w="60"/>
+              <w:left w:type="dxa" w:w="80"/>
+              <w:bottom w:type="dxa" w:w="60"/>
+              <w:right w:type="dxa" w:w="80"/>
+            </w:tcMar>
+            <w:vAlign w:val="center"/>
+          </w:tcPr>
+          <w:p>
+            <w:pPr>
+              <w:spacing w:after="0" w:line="238" w:lineRule="auto"/>
+              <w:jc w:val="left"/>
+            </w:pPr>
+            <w:r>
+              <w:rPr>
+                <w:rFonts w:ascii="Verdana" w:cs="Verdana" w:eastAsia="Verdana" w:hAnsi="Verdana"/>
+                <w:color w:val="1F2328"/>
+                <w:sz w:val="17"/>
+                <w:szCs w:val="17"/>
+              </w:rPr>
+              <w:t xml:space="preserve">Выше рынка. Когорта «до 120 м², этаж 3+»: медиана 20 828</w:t>
+            </w:r>
+          </w:p>
+        </w:tc>
+      </w:tr>
+    </w:tbl>
+    <w:p>
+      <w:pPr>
+        <w:pStyle w:val="Heading3"/>
+        <w:spacing w:after="100" w:before="210"/>
+      </w:pPr>
+      <w:r>
+        <w:rPr>
+          <w:rFonts w:ascii="Georgia" w:cs="Georgia" w:eastAsia="Georgia" w:hAnsi="Georgia"/>
+          <w:b/>
+          <w:bCs/>
+          <w:color w:val="B8860B"/>
+          <w:sz w:val="22"/>
+          <w:szCs w:val="22"/>
+        </w:rPr>
+        <w:t xml:space="preserve">Что ещё показала выгрузка</w:t>
+      </w:r>
+    </w:p>
+    <w:p>
+      <w:pPr>
+        <w:pStyle w:val="ListParagraph"/>
+        <w:numPr>
+          <w:ilvl w:val="0"/>
+          <w:numId w:val="2"/>
+        </w:numPr>
+        <w:spacing w:after="70" w:line="262" w:lineRule="auto"/>
+        <w:jc w:val="both"/>
+      </w:pPr>
+      <w:r>
+        <w:rPr>
+          <w:rFonts w:ascii="Georgia" w:cs="Georgia" w:eastAsia="Georgia" w:hAnsi="Georgia"/>
+          <w:b/>
+          <w:bCs/>
+          <w:color w:val="1F2328"/>
+          <w:sz w:val="21"/>
+          <w:szCs w:val="21"/>
+        </w:rPr>
+        <w:t xml:space="preserve">Нашего объекта на ЦИАН нет вовсе. </w:t>
+      </w:r>
+      <w:r>
+        <w:rPr>
+          <w:rFonts w:ascii="Georgia" w:cs="Georgia" w:eastAsia="Georgia" w:hAnsi="Georgia"/>
+          <w:color w:val="1F2328"/>
+          <w:sz w:val="21"/>
+          <w:szCs w:val="21"/>
+        </w:rPr>
+        <w:t xml:space="preserve">Среди 277 объявлений округа — ни одного по улице Ленина, 28. Зато есть ул. Ленина, 26 — ТЦ «Амбар-2», тот же собственник, 80,6 м², 1 этаж, 310 000 ₽/мес, 81 день в экспозиции. Канал у собственника есть и используется — но только для нового корпуса.</w:t>
+      </w:r>
+    </w:p>
+    <w:p>
+      <w:pPr>
+        <w:pStyle w:val="ListParagraph"/>
+        <w:numPr>
+          <w:ilvl w:val="0"/>
+          <w:numId w:val="2"/>
+        </w:numPr>
+        <w:spacing w:after="70" w:line="262" w:lineRule="auto"/>
+        <w:jc w:val="both"/>
+      </w:pPr>
+      <w:r>
+        <w:rPr>
+          <w:rFonts w:ascii="Georgia" w:cs="Georgia" w:eastAsia="Georgia" w:hAnsi="Georgia"/>
+          <w:b/>
+          <w:bCs/>
+          <w:color w:val="1F2328"/>
+          <w:sz w:val="21"/>
+          <w:szCs w:val="21"/>
+        </w:rPr>
+        <w:t xml:space="preserve">Конкуренты на той же улице публикуют полные условия. </w:t>
+      </w:r>
+      <w:r>
+        <w:rPr>
+          <w:rFonts w:ascii="Georgia" w:cs="Georgia" w:eastAsia="Georgia" w:hAnsi="Georgia"/>
+          <w:color w:val="1F2328"/>
+          <w:sz w:val="21"/>
+          <w:szCs w:val="21"/>
+        </w:rPr>
+        <w:t xml:space="preserve">Дословно из карточки лота на ул. Ленина, 11: «постоянная часть арендной ставки 3 500 руб за кв.м в месяц, включая НДС; эксплуатационный платёж 350 руб за кв.м в месяц, включая НДС; переменная часть — электроэнергия по счётчикам». В другой карточке того же дома: «арендные каникулы 60 календарных дней», обеспечительный платёж. В наших трёх объявлениях — только строка «тип аренды: прямая».</w:t>
+      </w:r>
+    </w:p>
+    <w:p>
+      <w:pPr>
+        <w:pStyle w:val="ListParagraph"/>
+        <w:numPr>
+          <w:ilvl w:val="0"/>
+          <w:numId w:val="2"/>
+        </w:numPr>
+        <w:spacing w:after="70" w:line="262" w:lineRule="auto"/>
+        <w:jc w:val="both"/>
+      </w:pPr>
+      <w:r>
+        <w:rPr>
+          <w:rFonts w:ascii="Georgia" w:cs="Georgia" w:eastAsia="Georgia" w:hAnsi="Georgia"/>
+          <w:b/>
+          <w:bCs/>
+          <w:color w:val="1F2328"/>
+          <w:sz w:val="21"/>
+          <w:szCs w:val="21"/>
+        </w:rPr>
+        <w:t xml:space="preserve">Появился прямой конкурент на формат помещения №1. </w:t>
+      </w:r>
+      <w:r>
+        <w:rPr>
+          <w:rFonts w:ascii="Georgia" w:cs="Georgia" w:eastAsia="Georgia" w:hAnsi="Georgia"/>
+          <w:color w:val="1F2328"/>
+          <w:sz w:val="21"/>
+          <w:szCs w:val="21"/>
+        </w:rPr>
+        <w:t xml:space="preserve">Улица Экспериментальная, 10: четыре лота в одном здании — 300, 500, 1 200 и 1 700 м², по 24 000–30 000 ₽/м²/год, адресованные дословно «фитнес-залам, студиям, магазинам, клубам» и «ресторану, кафе». Обоснование в объявлении — «в самом сердце элитного жилого кластера, между Ильинским и Новорижским шоссе». Три из четырёх лотов стоят 263 дня. Это подтверждает вывод раздела 3.6: наши 13 909 ₽/м²/год почти вдвое дешевле — и всё равно не продаются, потому что дело не в цене.</w:t>
+      </w:r>
+    </w:p>
+    <w:p>
+      <w:pPr>
+        <w:pStyle w:val="ListParagraph"/>
+        <w:numPr>
+          <w:ilvl w:val="0"/>
+          <w:numId w:val="2"/>
+        </w:numPr>
+        <w:spacing w:after="70" w:line="262" w:lineRule="auto"/>
+        <w:jc w:val="both"/>
+      </w:pPr>
+      <w:r>
+        <w:rPr>
+          <w:rFonts w:ascii="Georgia" w:cs="Georgia" w:eastAsia="Georgia" w:hAnsi="Georgia"/>
+          <w:b/>
+          <w:bCs/>
+          <w:color w:val="1F2328"/>
+          <w:sz w:val="21"/>
+          <w:szCs w:val="21"/>
+        </w:rPr>
+        <w:t xml:space="preserve">Встроенная коммерция новых ЖК уже вышла на рынок. </w:t>
+      </w:r>
+      <w:r>
+        <w:rPr>
+          <w:rFonts w:ascii="Georgia" w:cs="Georgia" w:eastAsia="Georgia" w:hAnsi="Georgia"/>
+          <w:color w:val="1F2328"/>
+          <w:sz w:val="21"/>
+          <w:szCs w:val="21"/>
+        </w:rPr>
+        <w:t xml:space="preserve">По улицам Заповедная и Архангельская (ЖК «Ильинские луга») в экспозиции блоки 25–321 м² на первых этажах по 21 800–51 200 ₽/м²/год, часть стоит 177–429 дней. По улице Романовская (ЖК «Новая Рига», Глухово) — 11 200–24 600 ₽/м²/год. Это означает, что торговлю для жителей новостроек строят у них во дворе, и рассчитывать на переток в наш второй этаж нельзя. Остаются форматы, которые во встроенные помещения не помещаются: частный сад, фитнес-студия, бьюти-коворкинг, медцентр.</w:t>
+      </w:r>
+    </w:p>
+    <w:p>
+      <w:pPr>
+        <w:spacing w:after="190" w:before="60"/>
+      </w:pPr>
+      <w:r>
+        <w:rPr>
+          <w:rFonts w:ascii="Georgia" w:cs="Georgia" w:eastAsia="Georgia" w:hAnsi="Georgia"/>
+          <w:i/>
+          <w:iCs/>
+          <w:color w:val="5B6570"/>
+          <w:sz w:val="16"/>
+          <w:szCs w:val="16"/>
+        </w:rPr>
+        <w:t xml:space="preserve">Ограничение метода: срок экспозиции считается от даты создания объявления, которую отдаёт поиск ЦИАН. При повторной публикации эта дата может обнулиться, поэтому 1157 и 1486 дней — нижняя оценка реального срока, а не верхняя.</w:t>
       </w:r>
     </w:p>
     <w:p>
@@ -13017,7 +15422,7 @@
                     </pic:cNvPicPr>
                   </pic:nvPicPr>
                   <pic:blipFill>
-                    <a:blip r:embed="rId27" cstate="none"/>
+                    <a:blip r:embed="rId29" cstate="none"/>
                     <a:srcRect/>
                     <a:stretch>
                       <a:fillRect/>
@@ -14892,7 +17297,7 @@
                     </pic:cNvPicPr>
                   </pic:nvPicPr>
                   <pic:blipFill>
-                    <a:blip r:embed="rId28" cstate="none"/>
+                    <a:blip r:embed="rId30" cstate="none"/>
                     <a:srcRect/>
                     <a:stretch>
                       <a:fillRect/>
@@ -20279,7 +22684,7 @@
                     </pic:cNvPicPr>
                   </pic:nvPicPr>
                   <pic:blipFill>
-                    <a:blip r:embed="rId29" cstate="none"/>
+                    <a:blip r:embed="rId31" cstate="none"/>
                     <a:srcRect/>
                     <a:stretch>
                       <a:fillRect/>
@@ -21950,7 +24355,7 @@
                     </pic:cNvPicPr>
                   </pic:nvPicPr>
                   <pic:blipFill>
-                    <a:blip r:embed="rId30" cstate="none"/>
+                    <a:blip r:embed="rId32" cstate="none"/>
                     <a:srcRect/>
                     <a:stretch>
                       <a:fillRect/>
@@ -22311,7 +24716,7 @@
                 <w:sz w:val="17"/>
                 <w:szCs w:val="17"/>
               </w:rPr>
-              <w:t xml:space="preserve">Пересчитать №2 к 28–32 тыс. ₽/м²/год, №3 — к 20–24 тыс. Опубликовать полную занятость: НДС, OPEX, коммунальные, каникулы, индексацию</w:t>
+              <w:t xml:space="preserve">Пересчитать №2 к 24–26 тыс. ₽/м²/год, №3 — к 18–21 тыс. Опубликовать полную занятость: НДС, OPEX, коммунальные, каникулы, индексацию — так, как это делают конкуренты на ул. Ленина, 11</w:t>
             </w:r>
           </w:p>
         </w:tc>
@@ -22403,7 +24808,7 @@
                 <w:sz w:val="17"/>
                 <w:szCs w:val="17"/>
               </w:rPr>
-              <w:t xml:space="preserve">Маркетинг и каналы: единственный аффилированный брокер, нет ЦИАН и Авито, презентация 2023 года не обновлялась</w:t>
+              <w:t xml:space="preserve">Маркетинг и каналы: единственный аффилированный брокер; на ЦИАН размещён только Корпус II, Корпуса I нет ни в одном из 277 объявлений округа; презентация 2023 года не обновлялась</w:t>
             </w:r>
           </w:p>
         </w:tc>
@@ -22493,7 +24898,7 @@
                 <w:sz w:val="17"/>
                 <w:szCs w:val="17"/>
               </w:rPr>
-              <w:t xml:space="preserve">Выход на ЦИАН, Авито, Яндекс.Недвижимость. Профессиональная съёмка с планировками. Привлечь 2–3 независимых брокеров на комиссию</w:t>
+              <w:t xml:space="preserve">Завести Корпус I на ЦИАН — туда, где уже размещён Корпус II. Плюс Авито и Яндекс.Недвижимость. Профессиональная съёмка с планировками. Привлечь 2–3 независимых брокеров на комиссию</w:t>
             </w:r>
           </w:p>
         </w:tc>
@@ -23899,7 +26304,7 @@
                 <w:sz w:val="17"/>
                 <w:szCs w:val="17"/>
               </w:rPr>
-              <w:t xml:space="preserve">Отдел развития сети не может рассчитать полную занятость (occupancy cost) и не ставит объект в воронку. Это не придирка, а стандартная процедура</w:t>
+              <w:t xml:space="preserve">Отдел развития сети не может рассчитать полную занятость (occupancy cost) и не ставит объект в воронку. Это не придирка, а стандартная процедура — и не абстрактная: конкурент в 800 метрах, на ул. Ленина, 11, публикует в карточке ЦИАН ставку с указанием НДС, эксплуатационный платёж 350 ₽/м²/мес, переменную часть по счётчикам, каникулы 60 дней и обеспечительный платёж</w:t>
             </w:r>
           </w:p>
         </w:tc>
@@ -40194,7 +42599,7 @@
           <w:sz w:val="21"/>
           <w:szCs w:val="21"/>
         </w:rPr>
-        <w:t xml:space="preserve">Горизонт — 36 месяцев. Ставка дисконтирования 18% годовых: ключевая ставка ЦБ 14% на 11.09.2026 плюс премия за риск 4 процентных пункта. Эксплуатационные расходы на вакантную площадь, которые несёт собственник, приняты в 3 000 ₽/м²/год. Индексация аренды 7% с 13-го и 25-го месяцев. Все допущения перечислены в приложении.</w:t>
+        <w:t xml:space="preserve">Горизонт — 36 месяцев. Ставка дисконтирования 18% годовых: ключевая ставка ЦБ 14% на 11.09.2026 плюс премия за риск 4 процентных пункта. Эксплуатационные расходы на вакантную площадь, которые несёт собственник, приняты в 3 000 ₽/м²/год. Индексация аренды 7% с 13-го и 25-го месяцев. Ставки сдачи взяты по медианам когорт ЦИАН из раздела 3.7, а не по запрашиваемым ставкам соседей. Все допущения перечислены в приложении.</w:t>
       </w:r>
     </w:p>
     <w:p>
@@ -40221,7 +42626,7 @@
                     </pic:cNvPicPr>
                   </pic:nvPicPr>
                   <pic:blipFill>
-                    <a:blip r:embed="rId31" cstate="none"/>
+                    <a:blip r:embed="rId33" cstate="none"/>
                     <a:srcRect/>
                     <a:stretch>
                       <a:fillRect/>
@@ -40639,7 +43044,7 @@
                 <w:sz w:val="17"/>
                 <w:szCs w:val="17"/>
               </w:rPr>
-              <w:t xml:space="preserve">№2 → 30 000 ₽/м²/год, №3 → 22 000 ₽/м²/год и переупаковка в бьюти-студию. №1 без изменения ставки. Съёмка, тексты, выход на площадки</w:t>
+              <w:t xml:space="preserve">№2 → 25 000 ₽/м²/год, №3 → 19 300 ₽/м²/год и переупаковка в бьюти-студию. №1 без изменения ставки. Съёмка, тексты, выход на площадки</w:t>
             </w:r>
           </w:p>
         </w:tc>
@@ -40697,7 +43102,7 @@
                 <w:sz w:val="17"/>
                 <w:szCs w:val="17"/>
               </w:rPr>
-              <w:t xml:space="preserve">6,23 млн ₽</w:t>
+              <w:t xml:space="preserve">5,53 млн ₽</w:t>
             </w:r>
           </w:p>
         </w:tc>
@@ -40727,7 +43132,7 @@
                 <w:sz w:val="17"/>
                 <w:szCs w:val="17"/>
               </w:rPr>
-              <w:t xml:space="preserve">+6,57 млн ₽</w:t>
+              <w:t xml:space="preserve">+5,87 млн ₽</w:t>
             </w:r>
           </w:p>
         </w:tc>
@@ -40847,7 +43252,7 @@
                 <w:sz w:val="17"/>
                 <w:szCs w:val="17"/>
               </w:rPr>
-              <w:t xml:space="preserve">8,36 млн ₽</w:t>
+              <w:t xml:space="preserve">7,65 млн ₽</w:t>
             </w:r>
           </w:p>
         </w:tc>
@@ -40877,7 +43282,7 @@
                 <w:sz w:val="17"/>
                 <w:szCs w:val="17"/>
               </w:rPr>
-              <w:t xml:space="preserve">+8,70 млн ₽</w:t>
+              <w:t xml:space="preserve">+7,99 млн ₽</w:t>
             </w:r>
           </w:p>
         </w:tc>
@@ -40956,7 +43361,7 @@
                 <w:sz w:val="17"/>
                 <w:szCs w:val="17"/>
               </w:rPr>
-              <w:t xml:space="preserve">№1 целиком одному оператору (частный сад или фитнес) по 10 800 ₽/м²/год с каникулами 6 месяцев и участием собственника в отделке на 3,0 млн ₽. Якорь генерирует трафик, поэтому №2 и №3 уходят быстрее и дороже: 32 000 и 24 000 ₽/м²/год</w:t>
+              <w:t xml:space="preserve">№1 целиком одному оператору (частный сад или фитнес) по 10 800 ₽/м²/год с каникулами 6 месяцев и участием собственника в отделке на 3,0 млн ₽. Якорь генерирует трафик, поэтому №2 и №3 уходят быстрее и по верхней границе своих коридоров: 27 000 и 20 900 ₽/м²/год</w:t>
             </w:r>
           </w:p>
         </w:tc>
@@ -41014,7 +43419,7 @@
                 <w:sz w:val="17"/>
                 <w:szCs w:val="17"/>
               </w:rPr>
-              <w:t xml:space="preserve">9,10 млн ₽</w:t>
+              <w:t xml:space="preserve">8,43 млн ₽</w:t>
             </w:r>
           </w:p>
         </w:tc>
@@ -41044,7 +43449,7 @@
                 <w:sz w:val="17"/>
                 <w:szCs w:val="17"/>
               </w:rPr>
-              <w:t xml:space="preserve">+9,44 млн ₽</w:t>
+              <w:t xml:space="preserve">+8,77 млн ₽</w:t>
             </w:r>
           </w:p>
         </w:tc>
@@ -41135,7 +43540,7 @@
                 <w:sz w:val="20"/>
                 <w:szCs w:val="20"/>
               </w:rPr>
-              <w:t xml:space="preserve">Сценарий B при затратах 350 тыс. ₽ captures около 70% эффекта сценария D. Это лучший показатель отдачи на вложенный рубль в таблице, и именно с него следует начинать — он не конфликтует ни с C, ни с D и может выполняться параллельно.</w:t>
+              <w:t xml:space="preserve">Сценарий B при затратах 350 тыс. ₽ даёт около двух третей эффекта сценария D. Это лучший показатель отдачи на вложенный рубль в таблице, и именно с него следует начинать — он не конфликтует ни с C, ни с D и может выполняться параллельно.</w:t>
             </w:r>
           </w:p>
         </w:tc>
@@ -41360,7 +43765,7 @@
                 <w:sz w:val="17"/>
                 <w:szCs w:val="17"/>
               </w:rPr>
-              <w:t xml:space="preserve">Пересчитать ставки: №2 → 99 тыс. ₽/мес, №3 → 83 тыс. ₽/мес. №1 оставить, но переупаковать</w:t>
+              <w:t xml:space="preserve">Пересчитать ставки: №2 → 79–86 тыс. ₽/мес, №3 → 68–79 тыс. ₽/мес. №1 оставить, но переупаковать</w:t>
             </w:r>
           </w:p>
         </w:tc>
@@ -42134,7 +44539,7 @@
                 <w:sz w:val="17"/>
                 <w:szCs w:val="17"/>
               </w:rPr>
-              <w:t xml:space="preserve">Размещение на ЦИАН, Авито, Яндекс.Недвижимости — первый независимый канал за 3 года</w:t>
+              <w:t xml:space="preserve">Размещение на ЦИАН, Авито, Яндекс.Недвижимости. На ЦИАН у собственника уже есть аккаунт — там размещён Корпус II</w:t>
             </w:r>
           </w:p>
         </w:tc>
@@ -42194,7 +44599,7 @@
                 <w:sz w:val="17"/>
                 <w:szCs w:val="17"/>
               </w:rPr>
-              <w:t xml:space="preserve">Выход за пределы единственной аффилированной площадки</w:t>
+              <w:t xml:space="preserve">Три помещения впервые попадают туда, где их ищут</w:t>
             </w:r>
           </w:p>
         </w:tc>
@@ -43604,6 +46009,26 @@
           <w:szCs w:val="17"/>
         </w:rPr>
         <w:t xml:space="preserve">Банк России — ключевая ставка 14,00%, решение от 11.09.2026</w:t>
+      </w:r>
+    </w:p>
+    <w:p>
+      <w:pPr>
+        <w:pStyle w:val="ListParagraph"/>
+        <w:numPr>
+          <w:ilvl w:val="0"/>
+          <w:numId w:val="3"/>
+        </w:numPr>
+        <w:spacing w:after="45" w:line="250" w:lineRule="auto"/>
+        <w:jc w:val="left"/>
+      </w:pPr>
+      <w:r>
+        <w:rPr>
+          <w:rFonts w:ascii="Georgia" w:cs="Georgia" w:eastAsia="Georgia" w:hAnsi="Georgia"/>
+          <w:color w:val="1F2328"/>
+          <w:sz w:val="17"/>
+          <w:szCs w:val="17"/>
+        </w:rPr>
+        <w:t xml:space="preserve">ЦИАН — прямая выгрузка через API выдачи, 18.09.2026: 277 объявлений коммерческой аренды г.о. Красногорск (region 269663) и 13 по с. Ильинское (region 269681). Карточки: krasnogorsk.cian.ru/rent/commercial/&lt;id&gt;/ — в тексте использованы 277458208, 290241753, 313072137, 327894962, 331957732, 333311589, 331507639, 325457201, 325457202, 325457203, 333731876, 333983497</w:t>
       </w:r>
     </w:p>
     <w:p>
@@ -45111,7 +47536,7 @@
                 <w:sz w:val="17"/>
                 <w:szCs w:val="17"/>
               </w:rPr>
-              <w:t xml:space="preserve">Выведено из пары 42 м² / 38 м² в ТЦ «Ильинский»</w:t>
+              <w:t xml:space="preserve">Пара 42 м² / 38 м² в ТЦ «Ильинский»; независимо подтверждено медианами ЦИАН по 254 лотам: 18 072 / 25 751 = 0,70</w:t>
             </w:r>
           </w:p>
         </w:tc>
@@ -46313,7 +48738,27 @@
           <w:sz w:val="21"/>
           <w:szCs w:val="21"/>
         </w:rPr>
-        <w:t xml:space="preserve">ЦИАН и Авито не отдали данные: captcha и WAF-блокировка. Карточку здания на ЦИАН удалось получить только через поисковую выдачу.</w:t>
+        <w:t xml:space="preserve">Авито данные не отдал: captcha. ЦИАН во второй редакции опрошен напрямую, через API его собственной выдачи из реального браузера, — ограничение первой редакции снято: выгружены все 277 объявлений коммерческой аренды округа.</w:t>
+      </w:r>
+    </w:p>
+    <w:p>
+      <w:pPr>
+        <w:pStyle w:val="ListParagraph"/>
+        <w:numPr>
+          <w:ilvl w:val="0"/>
+          <w:numId w:val="2"/>
+        </w:numPr>
+        <w:spacing w:after="70" w:line="262" w:lineRule="auto"/>
+        <w:jc w:val="both"/>
+      </w:pPr>
+      <w:r>
+        <w:rPr>
+          <w:rFonts w:ascii="Georgia" w:cs="Georgia" w:eastAsia="Georgia" w:hAnsi="Georgia"/>
+          <w:color w:val="1F2328"/>
+          <w:sz w:val="21"/>
+          <w:szCs w:val="21"/>
+        </w:rPr>
+        <w:t xml:space="preserve">Срок экспозиции по ЦИАН считается от даты создания объявления. При повторной публикации она может обнулиться, поэтому приведённые 1157 и 1486 дней — нижняя оценка реального срока, а не верхняя.</w:t>
       </w:r>
     </w:p>
     <w:p>
